--- a/fuentes/96151560_CF01_CFA.docx
+++ b/fuentes/96151560_CF01_CFA.docx
@@ -1,6 +1,6 @@
 
 <file path=word/document.xml><?xml version="1.0" encoding="utf-8"?>
-<w:document xmlns:wpc="http://schemas.microsoft.com/office/word/2010/wordprocessingCanvas" xmlns:cx="http://schemas.microsoft.com/office/drawing/2014/chartex" xmlns:cx1="http://schemas.microsoft.com/office/drawing/2015/9/8/chartex" xmlns:cx2="http://schemas.microsoft.com/office/drawing/2015/10/21/chartex" xmlns:cx3="http://schemas.microsoft.com/office/drawing/2016/5/9/chartex" xmlns:cx4="http://schemas.microsoft.com/office/drawing/2016/5/10/chartex" xmlns:cx5="http://schemas.microsoft.com/office/drawing/2016/5/11/chartex" xmlns:cx6="http://schemas.microsoft.com/office/drawing/2016/5/12/chartex" xmlns:cx7="http://schemas.microsoft.com/office/drawing/2016/5/13/chartex" xmlns:cx8="http://schemas.microsoft.com/office/drawing/2016/5/14/chartex" xmlns:mc="http://schemas.openxmlformats.org/markup-compatibility/2006" xmlns:aink="http://schemas.microsoft.com/office/drawing/2016/ink" xmlns:am3d="http://schemas.microsoft.com/office/drawing/2017/model3d" xmlns:o="urn:schemas-microsoft-com:office:office" xmlns:r="http://schemas.openxmlformats.org/officeDocument/2006/relationships" xmlns:m="http://schemas.openxmlformats.org/officeDocument/2006/math" xmlns:v="urn:schemas-microsoft-com:vml" xmlns:wp14="http://schemas.microsoft.com/office/word/2010/wordprocessingDrawing" xmlns:wp="http://schemas.openxmlformats.org/drawingml/2006/wordprocessingDrawing" xmlns:w10="urn:schemas-microsoft-com:office:word" xmlns:w="http://schemas.openxmlformats.org/wordprocessingml/2006/main" xmlns:w14="http://schemas.microsoft.com/office/word/2010/wordml" xmlns:w15="http://schemas.microsoft.com/office/word/2012/wordml" xmlns:w16cex="http://schemas.microsoft.com/office/word/2018/wordml/cex" xmlns:w16cid="http://schemas.microsoft.com/office/word/2016/wordml/cid" xmlns:w16="http://schemas.microsoft.com/office/word/2018/wordml" xmlns:w16sdtdh="http://schemas.microsoft.com/office/word/2020/wordml/sdtdatahash" xmlns:w16se="http://schemas.microsoft.com/office/word/2015/wordml/symex" xmlns:wpg="http://schemas.microsoft.com/office/word/2010/wordprocessingGroup" xmlns:wpi="http://schemas.microsoft.com/office/word/2010/wordprocessingInk" xmlns:wne="http://schemas.microsoft.com/office/word/2006/wordml" xmlns:wps="http://schemas.microsoft.com/office/word/2010/wordprocessingShape" mc:Ignorable="w14 w15 w16se w16cid w16 w16cex w16sdtdh wp14">
+<w:document xmlns:wpc="http://schemas.microsoft.com/office/word/2010/wordprocessingCanvas" xmlns:cx="http://schemas.microsoft.com/office/drawing/2014/chartex" xmlns:cx1="http://schemas.microsoft.com/office/drawing/2015/9/8/chartex" xmlns:cx2="http://schemas.microsoft.com/office/drawing/2015/10/21/chartex" xmlns:cx3="http://schemas.microsoft.com/office/drawing/2016/5/9/chartex" xmlns:cx4="http://schemas.microsoft.com/office/drawing/2016/5/10/chartex" xmlns:cx5="http://schemas.microsoft.com/office/drawing/2016/5/11/chartex" xmlns:cx6="http://schemas.microsoft.com/office/drawing/2016/5/12/chartex" xmlns:cx7="http://schemas.microsoft.com/office/drawing/2016/5/13/chartex" xmlns:cx8="http://schemas.microsoft.com/office/drawing/2016/5/14/chartex" xmlns:mc="http://schemas.openxmlformats.org/markup-compatibility/2006" xmlns:aink="http://schemas.microsoft.com/office/drawing/2016/ink" xmlns:am3d="http://schemas.microsoft.com/office/drawing/2017/model3d" xmlns:o="urn:schemas-microsoft-com:office:office" xmlns:oel="http://schemas.microsoft.com/office/2019/extlst" xmlns:r="http://schemas.openxmlformats.org/officeDocument/2006/relationships" xmlns:m="http://schemas.openxmlformats.org/officeDocument/2006/math" xmlns:v="urn:schemas-microsoft-com:vml" xmlns:wp14="http://schemas.microsoft.com/office/word/2010/wordprocessingDrawing" xmlns:wp="http://schemas.openxmlformats.org/drawingml/2006/wordprocessingDrawing" xmlns:w10="urn:schemas-microsoft-com:office:word" xmlns:w="http://schemas.openxmlformats.org/wordprocessingml/2006/main" xmlns:w14="http://schemas.microsoft.com/office/word/2010/wordml" xmlns:w15="http://schemas.microsoft.com/office/word/2012/wordml" xmlns:w16cex="http://schemas.microsoft.com/office/word/2018/wordml/cex" xmlns:w16cid="http://schemas.microsoft.com/office/word/2016/wordml/cid" xmlns:w16="http://schemas.microsoft.com/office/word/2018/wordml" xmlns:w16du="http://schemas.microsoft.com/office/word/2023/wordml/word16du" xmlns:w16sdtdh="http://schemas.microsoft.com/office/word/2020/wordml/sdtdatahash" xmlns:w16sdtfl="http://schemas.microsoft.com/office/word/2024/wordml/sdtformatlock" xmlns:w16se="http://schemas.microsoft.com/office/word/2015/wordml/symex" xmlns:wpg="http://schemas.microsoft.com/office/word/2010/wordprocessingGroup" xmlns:wpi="http://schemas.microsoft.com/office/word/2010/wordprocessingInk" xmlns:wne="http://schemas.microsoft.com/office/word/2006/wordml" xmlns:wps="http://schemas.microsoft.com/office/word/2010/wordprocessingShape" mc:Ignorable="w14 w15 w16se w16cid w16 w16cex w16sdtdh w16sdtfl w16du wp14">
   <w:body>
     <w:p>
       <w:pPr>
@@ -205,7 +205,7 @@
               </wp:anchor>
             </w:drawing>
           </mc:Choice>
-          <mc:Fallback xmlns:w16sdtfl="http://schemas.microsoft.com/office/word/2024/wordml/sdtformatlock" xmlns:w16du="http://schemas.microsoft.com/office/word/2023/wordml/word16du" xmlns:oel="http://schemas.microsoft.com/office/2019/extlst">
+          <mc:Fallback>
             <w:pict>
               <v:rect w14:anchorId="4C256C62" id="Rectángulo 3" o:spid="_x0000_s1026" alt="&quot;&quot;" style="position:absolute;margin-left:-55.95pt;margin-top:26.4pt;width:613.85pt;height:164.25pt;z-index:-251655168;visibility:visible;mso-wrap-style:square;mso-height-percent:0;mso-wrap-distance-left:9pt;mso-wrap-distance-top:0;mso-wrap-distance-right:9pt;mso-wrap-distance-bottom:0;mso-position-horizontal:absolute;mso-position-horizontal-relative:text;mso-position-vertical:absolute;mso-position-vertical-relative:text;mso-height-percent:0;mso-height-relative:margin;v-text-anchor:middle" o:gfxdata="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" fillcolor="#00314d" stroked="f" strokeweight="1pt"/>
             </w:pict>
@@ -318,7 +318,7 @@
                 <v:stroke joinstyle="miter"/>
                 <v:path gradientshapeok="t" o:connecttype="rect"/>
               </v:shapetype>
-              <v:shape id="Cuadro de texto 2" o:spid="_x0000_s1026" type="#_x0000_t202" alt="&quot;&quot;" style="position:absolute;left:0;text-align:left;margin-left:-25.2pt;margin-top:21.9pt;width:549pt;height:102.95pt;z-index:251663360;visibility:visible;mso-wrap-style:square;mso-width-percent:0;mso-height-percent:0;mso-wrap-distance-left:9pt;mso-wrap-distance-top:3.6pt;mso-wrap-distance-right:9pt;mso-wrap-distance-bottom:3.6pt;mso-position-horizontal:absolute;mso-position-horizontal-relative:margin;mso-position-vertical:absolute;mso-position-vertical-relative:text;mso-width-percent:0;mso-height-percent:0;mso-width-relative:margin;mso-height-relative:margin;v-text-anchor:top" o:gfxdata="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" filled="f" stroked="f">
+              <v:shape id="Cuadro de texto 2" o:spid="_x0000_s1026" type="#_x0000_t202" alt="&quot;&quot;" style="position:absolute;left:0;text-align:left;margin-left:-25.2pt;margin-top:21.9pt;width:549pt;height:102.95pt;z-index:251663360;visibility:visible;mso-wrap-style:square;mso-width-percent:0;mso-height-percent:0;mso-wrap-distance-left:9pt;mso-wrap-distance-top:3.6pt;mso-wrap-distance-right:9pt;mso-wrap-distance-bottom:3.6pt;mso-position-horizontal:absolute;mso-position-horizontal-relative:margin;mso-position-vertical:absolute;mso-position-vertical-relative:text;mso-width-percent:0;mso-height-percent:0;mso-width-relative:margin;mso-height-relative:margin;v-text-anchor:top" o:gfxdata="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" filled="f" stroked="f">
                 <v:textbox>
                   <w:txbxContent>
                     <w:p>
@@ -522,7 +522,6 @@
           <w:docPartUnique/>
         </w:docPartObj>
       </w:sdtPr>
-      <w:sdtEndPr/>
       <w:sdtContent>
         <w:p>
           <w:pPr>
@@ -544,10 +543,9 @@
             <w:rPr>
               <w:rFonts w:eastAsiaTheme="minorEastAsia"/>
               <w:noProof/>
-              <w:kern w:val="0"/>
-              <w:sz w:val="22"/>
+              <w:sz w:val="24"/>
+              <w:szCs w:val="24"/>
               <w:lang w:eastAsia="es-CO"/>
-              <w14:ligatures w14:val="none"/>
             </w:rPr>
           </w:pPr>
           <w:r>
@@ -559,7 +557,7 @@
           <w:r>
             <w:fldChar w:fldCharType="separate"/>
           </w:r>
-          <w:hyperlink w:anchor="_Toc243406026" w:history="1">
+          <w:hyperlink w:anchor="_Toc243575164" w:history="1">
             <w:r>
               <w:rPr>
                 <w:rStyle w:val="Hipervnculo"/>
@@ -586,7 +584,7 @@
                 <w:noProof/>
                 <w:webHidden/>
               </w:rPr>
-              <w:instrText xml:space="preserve"> PAGEREF _Toc243406026 \h </w:instrText>
+              <w:instrText xml:space="preserve"> PAGEREF _Toc243575164 \h </w:instrText>
             </w:r>
             <w:r>
               <w:rPr>
@@ -626,13 +624,12 @@
             <w:rPr>
               <w:rFonts w:eastAsiaTheme="minorEastAsia"/>
               <w:noProof/>
-              <w:kern w:val="0"/>
-              <w:sz w:val="22"/>
+              <w:sz w:val="24"/>
+              <w:szCs w:val="24"/>
               <w:lang w:eastAsia="es-CO"/>
-              <w14:ligatures w14:val="none"/>
             </w:rPr>
           </w:pPr>
-          <w:hyperlink w:anchor="_Toc243406027" w:history="1">
+          <w:hyperlink w:anchor="_Toc243575165" w:history="1">
             <w:r>
               <w:rPr>
                 <w:rStyle w:val="Hipervnculo"/>
@@ -659,7 +656,7 @@
                 <w:noProof/>
                 <w:webHidden/>
               </w:rPr>
-              <w:instrText xml:space="preserve"> PAGEREF _Toc243406027 \h </w:instrText>
+              <w:instrText xml:space="preserve"> PAGEREF _Toc243575165 \h </w:instrText>
             </w:r>
             <w:r>
               <w:rPr>
@@ -699,13 +696,12 @@
             <w:rPr>
               <w:rFonts w:eastAsiaTheme="minorEastAsia"/>
               <w:noProof/>
-              <w:kern w:val="0"/>
-              <w:sz w:val="22"/>
+              <w:sz w:val="24"/>
+              <w:szCs w:val="24"/>
               <w:lang w:eastAsia="es-CO"/>
-              <w14:ligatures w14:val="none"/>
             </w:rPr>
           </w:pPr>
-          <w:hyperlink w:anchor="_Toc243406028" w:history="1">
+          <w:hyperlink w:anchor="_Toc243575166" w:history="1">
             <w:r>
               <w:rPr>
                 <w:rStyle w:val="Hipervnculo"/>
@@ -732,7 +728,7 @@
                 <w:noProof/>
                 <w:webHidden/>
               </w:rPr>
-              <w:instrText xml:space="preserve"> PAGEREF _Toc243406028 \h </w:instrText>
+              <w:instrText xml:space="preserve"> PAGEREF _Toc243575166 \h </w:instrText>
             </w:r>
             <w:r>
               <w:rPr>
@@ -772,13 +768,12 @@
             <w:rPr>
               <w:rFonts w:eastAsiaTheme="minorEastAsia"/>
               <w:noProof/>
-              <w:kern w:val="0"/>
-              <w:sz w:val="22"/>
+              <w:sz w:val="24"/>
+              <w:szCs w:val="24"/>
               <w:lang w:eastAsia="es-CO"/>
-              <w14:ligatures w14:val="none"/>
             </w:rPr>
           </w:pPr>
-          <w:hyperlink w:anchor="_Toc243406029" w:history="1">
+          <w:hyperlink w:anchor="_Toc243575167" w:history="1">
             <w:r>
               <w:rPr>
                 <w:rStyle w:val="Hipervnculo"/>
@@ -805,7 +800,7 @@
                 <w:noProof/>
                 <w:webHidden/>
               </w:rPr>
-              <w:instrText xml:space="preserve"> PAGEREF _Toc243406029 \h </w:instrText>
+              <w:instrText xml:space="preserve"> PAGEREF _Toc243575167 \h </w:instrText>
             </w:r>
             <w:r>
               <w:rPr>
@@ -845,13 +840,12 @@
             <w:rPr>
               <w:rFonts w:eastAsiaTheme="minorEastAsia"/>
               <w:noProof/>
-              <w:kern w:val="0"/>
-              <w:sz w:val="22"/>
+              <w:sz w:val="24"/>
+              <w:szCs w:val="24"/>
               <w:lang w:eastAsia="es-CO"/>
-              <w14:ligatures w14:val="none"/>
             </w:rPr>
           </w:pPr>
-          <w:hyperlink w:anchor="_Toc243406030" w:history="1">
+          <w:hyperlink w:anchor="_Toc243575168" w:history="1">
             <w:r>
               <w:rPr>
                 <w:rStyle w:val="Hipervnculo"/>
@@ -878,7 +872,7 @@
                 <w:noProof/>
                 <w:webHidden/>
               </w:rPr>
-              <w:instrText xml:space="preserve"> PAGEREF _Toc243406030 \h </w:instrText>
+              <w:instrText xml:space="preserve"> PAGEREF _Toc243575168 \h </w:instrText>
             </w:r>
             <w:r>
               <w:rPr>
@@ -918,13 +912,12 @@
             <w:rPr>
               <w:rFonts w:eastAsiaTheme="minorEastAsia"/>
               <w:noProof/>
-              <w:kern w:val="0"/>
-              <w:sz w:val="22"/>
+              <w:sz w:val="24"/>
+              <w:szCs w:val="24"/>
               <w:lang w:eastAsia="es-CO"/>
-              <w14:ligatures w14:val="none"/>
             </w:rPr>
           </w:pPr>
-          <w:hyperlink w:anchor="_Toc243406031" w:history="1">
+          <w:hyperlink w:anchor="_Toc243575169" w:history="1">
             <w:r>
               <w:rPr>
                 <w:rStyle w:val="Hipervnculo"/>
@@ -951,7 +944,7 @@
                 <w:noProof/>
                 <w:webHidden/>
               </w:rPr>
-              <w:instrText xml:space="preserve"> PAGEREF _Toc243406031 \h </w:instrText>
+              <w:instrText xml:space="preserve"> PAGEREF _Toc243575169 \h </w:instrText>
             </w:r>
             <w:r>
               <w:rPr>
@@ -991,13 +984,12 @@
             <w:rPr>
               <w:rFonts w:eastAsiaTheme="minorEastAsia"/>
               <w:noProof/>
-              <w:kern w:val="0"/>
-              <w:sz w:val="22"/>
+              <w:sz w:val="24"/>
+              <w:szCs w:val="24"/>
               <w:lang w:eastAsia="es-CO"/>
-              <w14:ligatures w14:val="none"/>
             </w:rPr>
           </w:pPr>
-          <w:hyperlink w:anchor="_Toc243406032" w:history="1">
+          <w:hyperlink w:anchor="_Toc243575170" w:history="1">
             <w:r>
               <w:rPr>
                 <w:rStyle w:val="Hipervnculo"/>
@@ -1024,7 +1016,7 @@
                 <w:noProof/>
                 <w:webHidden/>
               </w:rPr>
-              <w:instrText xml:space="preserve"> PAGEREF _Toc243406032 \h </w:instrText>
+              <w:instrText xml:space="preserve"> PAGEREF _Toc243575170 \h </w:instrText>
             </w:r>
             <w:r>
               <w:rPr>
@@ -1064,13 +1056,12 @@
             <w:rPr>
               <w:rFonts w:eastAsiaTheme="minorEastAsia"/>
               <w:noProof/>
-              <w:kern w:val="0"/>
-              <w:sz w:val="22"/>
+              <w:sz w:val="24"/>
+              <w:szCs w:val="24"/>
               <w:lang w:eastAsia="es-CO"/>
-              <w14:ligatures w14:val="none"/>
             </w:rPr>
           </w:pPr>
-          <w:hyperlink w:anchor="_Toc243406033" w:history="1">
+          <w:hyperlink w:anchor="_Toc243575171" w:history="1">
             <w:r>
               <w:rPr>
                 <w:rStyle w:val="Hipervnculo"/>
@@ -1097,7 +1088,7 @@
                 <w:noProof/>
                 <w:webHidden/>
               </w:rPr>
-              <w:instrText xml:space="preserve"> PAGEREF _Toc243406033 \h </w:instrText>
+              <w:instrText xml:space="preserve"> PAGEREF _Toc243575171 \h </w:instrText>
             </w:r>
             <w:r>
               <w:rPr>
@@ -1137,13 +1128,12 @@
             <w:rPr>
               <w:rFonts w:eastAsiaTheme="minorEastAsia"/>
               <w:noProof/>
-              <w:kern w:val="0"/>
-              <w:sz w:val="22"/>
+              <w:sz w:val="24"/>
+              <w:szCs w:val="24"/>
               <w:lang w:eastAsia="es-CO"/>
-              <w14:ligatures w14:val="none"/>
             </w:rPr>
           </w:pPr>
-          <w:hyperlink w:anchor="_Toc243406034" w:history="1">
+          <w:hyperlink w:anchor="_Toc243575172" w:history="1">
             <w:r>
               <w:rPr>
                 <w:rStyle w:val="Hipervnculo"/>
@@ -1170,7 +1160,7 @@
                 <w:noProof/>
                 <w:webHidden/>
               </w:rPr>
-              <w:instrText xml:space="preserve"> PAGEREF _Toc243406034 \h </w:instrText>
+              <w:instrText xml:space="preserve"> PAGEREF _Toc243575172 \h </w:instrText>
             </w:r>
             <w:r>
               <w:rPr>
@@ -1210,13 +1200,12 @@
             <w:rPr>
               <w:rFonts w:eastAsiaTheme="minorEastAsia"/>
               <w:noProof/>
-              <w:kern w:val="0"/>
-              <w:sz w:val="22"/>
+              <w:sz w:val="24"/>
+              <w:szCs w:val="24"/>
               <w:lang w:eastAsia="es-CO"/>
-              <w14:ligatures w14:val="none"/>
             </w:rPr>
           </w:pPr>
-          <w:hyperlink w:anchor="_Toc243406035" w:history="1">
+          <w:hyperlink w:anchor="_Toc243575173" w:history="1">
             <w:r>
               <w:rPr>
                 <w:rStyle w:val="Hipervnculo"/>
@@ -1243,7 +1232,7 @@
                 <w:noProof/>
                 <w:webHidden/>
               </w:rPr>
-              <w:instrText xml:space="preserve"> PAGEREF _Toc243406035 \h </w:instrText>
+              <w:instrText xml:space="preserve"> PAGEREF _Toc243575173 \h </w:instrText>
             </w:r>
             <w:r>
               <w:rPr>
@@ -1283,13 +1272,12 @@
             <w:rPr>
               <w:rFonts w:eastAsiaTheme="minorEastAsia"/>
               <w:noProof/>
-              <w:kern w:val="0"/>
-              <w:sz w:val="22"/>
+              <w:sz w:val="24"/>
+              <w:szCs w:val="24"/>
               <w:lang w:eastAsia="es-CO"/>
-              <w14:ligatures w14:val="none"/>
             </w:rPr>
           </w:pPr>
-          <w:hyperlink w:anchor="_Toc243406036" w:history="1">
+          <w:hyperlink w:anchor="_Toc243575174" w:history="1">
             <w:r>
               <w:rPr>
                 <w:rStyle w:val="Hipervnculo"/>
@@ -1316,7 +1304,7 @@
                 <w:noProof/>
                 <w:webHidden/>
               </w:rPr>
-              <w:instrText xml:space="preserve"> PAGEREF _Toc243406036 \h </w:instrText>
+              <w:instrText xml:space="preserve"> PAGEREF _Toc243575174 \h </w:instrText>
             </w:r>
             <w:r>
               <w:rPr>
@@ -1356,13 +1344,12 @@
             <w:rPr>
               <w:rFonts w:eastAsiaTheme="minorEastAsia"/>
               <w:noProof/>
-              <w:kern w:val="0"/>
-              <w:sz w:val="22"/>
+              <w:sz w:val="24"/>
+              <w:szCs w:val="24"/>
               <w:lang w:eastAsia="es-CO"/>
-              <w14:ligatures w14:val="none"/>
             </w:rPr>
           </w:pPr>
-          <w:hyperlink w:anchor="_Toc243406037" w:history="1">
+          <w:hyperlink w:anchor="_Toc243575175" w:history="1">
             <w:r>
               <w:rPr>
                 <w:rStyle w:val="Hipervnculo"/>
@@ -1389,7 +1376,7 @@
                 <w:noProof/>
                 <w:webHidden/>
               </w:rPr>
-              <w:instrText xml:space="preserve"> PAGEREF _Toc243406037 \h </w:instrText>
+              <w:instrText xml:space="preserve"> PAGEREF _Toc243575175 \h </w:instrText>
             </w:r>
             <w:r>
               <w:rPr>
@@ -1429,13 +1416,12 @@
             <w:rPr>
               <w:rFonts w:eastAsiaTheme="minorEastAsia"/>
               <w:noProof/>
-              <w:kern w:val="0"/>
-              <w:sz w:val="22"/>
+              <w:sz w:val="24"/>
+              <w:szCs w:val="24"/>
               <w:lang w:eastAsia="es-CO"/>
-              <w14:ligatures w14:val="none"/>
             </w:rPr>
           </w:pPr>
-          <w:hyperlink w:anchor="_Toc243406038" w:history="1">
+          <w:hyperlink w:anchor="_Toc243575176" w:history="1">
             <w:r>
               <w:rPr>
                 <w:rStyle w:val="Hipervnculo"/>
@@ -1462,7 +1448,7 @@
                 <w:noProof/>
                 <w:webHidden/>
               </w:rPr>
-              <w:instrText xml:space="preserve"> PAGEREF _Toc243406038 \h </w:instrText>
+              <w:instrText xml:space="preserve"> PAGEREF _Toc243575176 \h </w:instrText>
             </w:r>
             <w:r>
               <w:rPr>
@@ -1502,13 +1488,12 @@
             <w:rPr>
               <w:rFonts w:eastAsiaTheme="minorEastAsia"/>
               <w:noProof/>
-              <w:kern w:val="0"/>
-              <w:sz w:val="22"/>
+              <w:sz w:val="24"/>
+              <w:szCs w:val="24"/>
               <w:lang w:eastAsia="es-CO"/>
-              <w14:ligatures w14:val="none"/>
             </w:rPr>
           </w:pPr>
-          <w:hyperlink w:anchor="_Toc243406039" w:history="1">
+          <w:hyperlink w:anchor="_Toc243575177" w:history="1">
             <w:r>
               <w:rPr>
                 <w:rStyle w:val="Hipervnculo"/>
@@ -1550,7 +1535,7 @@
                 <w:noProof/>
                 <w:webHidden/>
               </w:rPr>
-              <w:instrText xml:space="preserve"> PAGEREF _Toc243406039 \h </w:instrText>
+              <w:instrText xml:space="preserve"> PAGEREF _Toc243575177 \h </w:instrText>
             </w:r>
             <w:r>
               <w:rPr>
@@ -1590,13 +1575,12 @@
             <w:rPr>
               <w:rFonts w:eastAsiaTheme="minorEastAsia"/>
               <w:noProof/>
-              <w:kern w:val="0"/>
-              <w:sz w:val="22"/>
+              <w:sz w:val="24"/>
+              <w:szCs w:val="24"/>
               <w:lang w:eastAsia="es-CO"/>
-              <w14:ligatures w14:val="none"/>
             </w:rPr>
           </w:pPr>
-          <w:hyperlink w:anchor="_Toc243406040" w:history="1">
+          <w:hyperlink w:anchor="_Toc243575178" w:history="1">
             <w:r>
               <w:rPr>
                 <w:rStyle w:val="Hipervnculo"/>
@@ -1623,7 +1607,7 @@
                 <w:noProof/>
                 <w:webHidden/>
               </w:rPr>
-              <w:instrText xml:space="preserve"> PAGEREF _Toc243406040 \h </w:instrText>
+              <w:instrText xml:space="preserve"> PAGEREF _Toc243575178 \h </w:instrText>
             </w:r>
             <w:r>
               <w:rPr>
@@ -1663,13 +1647,12 @@
             <w:rPr>
               <w:rFonts w:eastAsiaTheme="minorEastAsia"/>
               <w:noProof/>
-              <w:kern w:val="0"/>
-              <w:sz w:val="22"/>
+              <w:sz w:val="24"/>
+              <w:szCs w:val="24"/>
               <w:lang w:eastAsia="es-CO"/>
-              <w14:ligatures w14:val="none"/>
             </w:rPr>
           </w:pPr>
-          <w:hyperlink w:anchor="_Toc243406041" w:history="1">
+          <w:hyperlink w:anchor="_Toc243575179" w:history="1">
             <w:r>
               <w:rPr>
                 <w:rStyle w:val="Hipervnculo"/>
@@ -1696,7 +1679,7 @@
                 <w:noProof/>
                 <w:webHidden/>
               </w:rPr>
-              <w:instrText xml:space="preserve"> PAGEREF _Toc243406041 \h </w:instrText>
+              <w:instrText xml:space="preserve"> PAGEREF _Toc243575179 \h </w:instrText>
             </w:r>
             <w:r>
               <w:rPr>
@@ -1736,13 +1719,12 @@
             <w:rPr>
               <w:rFonts w:eastAsiaTheme="minorEastAsia"/>
               <w:noProof/>
-              <w:kern w:val="0"/>
-              <w:sz w:val="22"/>
+              <w:sz w:val="24"/>
+              <w:szCs w:val="24"/>
               <w:lang w:eastAsia="es-CO"/>
-              <w14:ligatures w14:val="none"/>
             </w:rPr>
           </w:pPr>
-          <w:hyperlink w:anchor="_Toc243406042" w:history="1">
+          <w:hyperlink w:anchor="_Toc243575180" w:history="1">
             <w:r>
               <w:rPr>
                 <w:rStyle w:val="Hipervnculo"/>
@@ -1769,7 +1751,7 @@
                 <w:noProof/>
                 <w:webHidden/>
               </w:rPr>
-              <w:instrText xml:space="preserve"> PAGEREF _Toc243406042 \h </w:instrText>
+              <w:instrText xml:space="preserve"> PAGEREF _Toc243575180 \h </w:instrText>
             </w:r>
             <w:r>
               <w:rPr>
@@ -1809,13 +1791,12 @@
             <w:rPr>
               <w:rFonts w:eastAsiaTheme="minorEastAsia"/>
               <w:noProof/>
-              <w:kern w:val="0"/>
-              <w:sz w:val="22"/>
+              <w:sz w:val="24"/>
+              <w:szCs w:val="24"/>
               <w:lang w:eastAsia="es-CO"/>
-              <w14:ligatures w14:val="none"/>
             </w:rPr>
           </w:pPr>
-          <w:hyperlink w:anchor="_Toc243406043" w:history="1">
+          <w:hyperlink w:anchor="_Toc243575181" w:history="1">
             <w:r>
               <w:rPr>
                 <w:rStyle w:val="Hipervnculo"/>
@@ -1842,7 +1823,7 @@
                 <w:noProof/>
                 <w:webHidden/>
               </w:rPr>
-              <w:instrText xml:space="preserve"> PAGEREF _Toc243406043 \h </w:instrText>
+              <w:instrText xml:space="preserve"> PAGEREF _Toc243575181 \h </w:instrText>
             </w:r>
             <w:r>
               <w:rPr>
@@ -1882,13 +1863,12 @@
             <w:rPr>
               <w:rFonts w:eastAsiaTheme="minorEastAsia"/>
               <w:noProof/>
-              <w:kern w:val="0"/>
-              <w:sz w:val="22"/>
+              <w:sz w:val="24"/>
+              <w:szCs w:val="24"/>
               <w:lang w:eastAsia="es-CO"/>
-              <w14:ligatures w14:val="none"/>
             </w:rPr>
           </w:pPr>
-          <w:hyperlink w:anchor="_Toc243406044" w:history="1">
+          <w:hyperlink w:anchor="_Toc243575182" w:history="1">
             <w:r>
               <w:rPr>
                 <w:rStyle w:val="Hipervnculo"/>
@@ -1915,7 +1895,7 @@
                 <w:noProof/>
                 <w:webHidden/>
               </w:rPr>
-              <w:instrText xml:space="preserve"> PAGEREF _Toc243406044 \h </w:instrText>
+              <w:instrText xml:space="preserve"> PAGEREF _Toc243575182 \h </w:instrText>
             </w:r>
             <w:r>
               <w:rPr>
@@ -1955,13 +1935,12 @@
             <w:rPr>
               <w:rFonts w:eastAsiaTheme="minorEastAsia"/>
               <w:noProof/>
-              <w:kern w:val="0"/>
-              <w:sz w:val="22"/>
+              <w:sz w:val="24"/>
+              <w:szCs w:val="24"/>
               <w:lang w:eastAsia="es-CO"/>
-              <w14:ligatures w14:val="none"/>
             </w:rPr>
           </w:pPr>
-          <w:hyperlink w:anchor="_Toc243406045" w:history="1">
+          <w:hyperlink w:anchor="_Toc243575183" w:history="1">
             <w:r>
               <w:rPr>
                 <w:rStyle w:val="Hipervnculo"/>
@@ -1988,7 +1967,7 @@
                 <w:noProof/>
                 <w:webHidden/>
               </w:rPr>
-              <w:instrText xml:space="preserve"> PAGEREF _Toc243406045 \h </w:instrText>
+              <w:instrText xml:space="preserve"> PAGEREF _Toc243575183 \h </w:instrText>
             </w:r>
             <w:r>
               <w:rPr>
@@ -2028,13 +2007,12 @@
             <w:rPr>
               <w:rFonts w:eastAsiaTheme="minorEastAsia"/>
               <w:noProof/>
-              <w:kern w:val="0"/>
-              <w:sz w:val="22"/>
+              <w:sz w:val="24"/>
+              <w:szCs w:val="24"/>
               <w:lang w:eastAsia="es-CO"/>
-              <w14:ligatures w14:val="none"/>
             </w:rPr>
           </w:pPr>
-          <w:hyperlink w:anchor="_Toc243406046" w:history="1">
+          <w:hyperlink w:anchor="_Toc243575184" w:history="1">
             <w:r>
               <w:rPr>
                 <w:rStyle w:val="Hipervnculo"/>
@@ -2061,7 +2039,7 @@
                 <w:noProof/>
                 <w:webHidden/>
               </w:rPr>
-              <w:instrText xml:space="preserve"> PAGEREF _Toc243406046 \h </w:instrText>
+              <w:instrText xml:space="preserve"> PAGEREF _Toc243575184 \h </w:instrText>
             </w:r>
             <w:r>
               <w:rPr>
@@ -2101,13 +2079,12 @@
             <w:rPr>
               <w:rFonts w:eastAsiaTheme="minorEastAsia"/>
               <w:noProof/>
-              <w:kern w:val="0"/>
-              <w:sz w:val="22"/>
+              <w:sz w:val="24"/>
+              <w:szCs w:val="24"/>
               <w:lang w:eastAsia="es-CO"/>
-              <w14:ligatures w14:val="none"/>
             </w:rPr>
           </w:pPr>
-          <w:hyperlink w:anchor="_Toc243406047" w:history="1">
+          <w:hyperlink w:anchor="_Toc243575185" w:history="1">
             <w:r>
               <w:rPr>
                 <w:rStyle w:val="Hipervnculo"/>
@@ -2134,7 +2111,7 @@
                 <w:noProof/>
                 <w:webHidden/>
               </w:rPr>
-              <w:instrText xml:space="preserve"> PAGEREF _Toc243406047 \h </w:instrText>
+              <w:instrText xml:space="preserve"> PAGEREF _Toc243575185 \h </w:instrText>
             </w:r>
             <w:r>
               <w:rPr>
@@ -2174,13 +2151,12 @@
             <w:rPr>
               <w:rFonts w:eastAsiaTheme="minorEastAsia"/>
               <w:noProof/>
-              <w:kern w:val="0"/>
-              <w:sz w:val="22"/>
+              <w:sz w:val="24"/>
+              <w:szCs w:val="24"/>
               <w:lang w:eastAsia="es-CO"/>
-              <w14:ligatures w14:val="none"/>
             </w:rPr>
           </w:pPr>
-          <w:hyperlink w:anchor="_Toc243406048" w:history="1">
+          <w:hyperlink w:anchor="_Toc243575186" w:history="1">
             <w:r>
               <w:rPr>
                 <w:rStyle w:val="Hipervnculo"/>
@@ -2207,7 +2183,7 @@
                 <w:noProof/>
                 <w:webHidden/>
               </w:rPr>
-              <w:instrText xml:space="preserve"> PAGEREF _Toc243406048 \h </w:instrText>
+              <w:instrText xml:space="preserve"> PAGEREF _Toc243575186 \h </w:instrText>
             </w:r>
             <w:r>
               <w:rPr>
@@ -2247,13 +2223,12 @@
             <w:rPr>
               <w:rFonts w:eastAsiaTheme="minorEastAsia"/>
               <w:noProof/>
-              <w:kern w:val="0"/>
-              <w:sz w:val="22"/>
+              <w:sz w:val="24"/>
+              <w:szCs w:val="24"/>
               <w:lang w:eastAsia="es-CO"/>
-              <w14:ligatures w14:val="none"/>
             </w:rPr>
           </w:pPr>
-          <w:hyperlink w:anchor="_Toc243406049" w:history="1">
+          <w:hyperlink w:anchor="_Toc243575187" w:history="1">
             <w:r>
               <w:rPr>
                 <w:rStyle w:val="Hipervnculo"/>
@@ -2280,7 +2255,7 @@
                 <w:noProof/>
                 <w:webHidden/>
               </w:rPr>
-              <w:instrText xml:space="preserve"> PAGEREF _Toc243406049 \h </w:instrText>
+              <w:instrText xml:space="preserve"> PAGEREF _Toc243575187 \h </w:instrText>
             </w:r>
             <w:r>
               <w:rPr>
@@ -2320,13 +2295,12 @@
             <w:rPr>
               <w:rFonts w:eastAsiaTheme="minorEastAsia"/>
               <w:noProof/>
-              <w:kern w:val="0"/>
-              <w:sz w:val="22"/>
+              <w:sz w:val="24"/>
+              <w:szCs w:val="24"/>
               <w:lang w:eastAsia="es-CO"/>
-              <w14:ligatures w14:val="none"/>
             </w:rPr>
           </w:pPr>
-          <w:hyperlink w:anchor="_Toc243406050" w:history="1">
+          <w:hyperlink w:anchor="_Toc243575188" w:history="1">
             <w:r>
               <w:rPr>
                 <w:rStyle w:val="Hipervnculo"/>
@@ -2353,7 +2327,7 @@
                 <w:noProof/>
                 <w:webHidden/>
               </w:rPr>
-              <w:instrText xml:space="preserve"> PAGEREF _Toc243406050 \h </w:instrText>
+              <w:instrText xml:space="preserve"> PAGEREF _Toc243575188 \h </w:instrText>
             </w:r>
             <w:r>
               <w:rPr>
@@ -2393,13 +2367,12 @@
             <w:rPr>
               <w:rFonts w:eastAsiaTheme="minorEastAsia"/>
               <w:noProof/>
-              <w:kern w:val="0"/>
-              <w:sz w:val="22"/>
+              <w:sz w:val="24"/>
+              <w:szCs w:val="24"/>
               <w:lang w:eastAsia="es-CO"/>
-              <w14:ligatures w14:val="none"/>
             </w:rPr>
           </w:pPr>
-          <w:hyperlink w:anchor="_Toc243406051" w:history="1">
+          <w:hyperlink w:anchor="_Toc243575189" w:history="1">
             <w:r>
               <w:rPr>
                 <w:rStyle w:val="Hipervnculo"/>
@@ -2426,7 +2399,7 @@
                 <w:noProof/>
                 <w:webHidden/>
               </w:rPr>
-              <w:instrText xml:space="preserve"> PAGEREF _Toc243406051 \h </w:instrText>
+              <w:instrText xml:space="preserve"> PAGEREF _Toc243575189 \h </w:instrText>
             </w:r>
             <w:r>
               <w:rPr>
@@ -2474,7 +2447,7 @@
       <w:pPr>
         <w:pStyle w:val="Titulosgenerales"/>
       </w:pPr>
-      <w:bookmarkStart w:id="0" w:name="_Toc243406026"/>
+      <w:bookmarkStart w:id="0" w:name="_Toc243575164"/>
       <w:r>
         <w:lastRenderedPageBreak/>
         <w:t>Introducción</w:t>
@@ -2659,7 +2632,7 @@
         <w:lastRenderedPageBreak/>
         <w:tab/>
       </w:r>
-      <w:bookmarkStart w:id="1" w:name="_Toc243406027"/>
+      <w:bookmarkStart w:id="1" w:name="_Toc243575165"/>
       <w:r>
         <w:t>Fundamentos de la cocina saludable y marco normativo</w:t>
       </w:r>
@@ -2680,7 +2653,7 @@
         <w:pStyle w:val="Ttulo2"/>
       </w:pPr>
       <w:bookmarkStart w:id="2" w:name="_Toc242178067"/>
-      <w:bookmarkStart w:id="3" w:name="_Toc243406028"/>
+      <w:bookmarkStart w:id="3" w:name="_Toc243575166"/>
       <w:r>
         <w:t>Definición, evolución y principios de la cocina saludable</w:t>
       </w:r>
@@ -2907,7 +2880,7 @@
           <w:lang w:val="es-MX" w:eastAsia="es-CO"/>
         </w:rPr>
         <w:drawing>
-          <wp:inline distT="0" distB="0" distL="0" distR="0" wp14:anchorId="599FB9CA" wp14:editId="4594B960">
+          <wp:inline distT="0" distB="0" distL="0" distR="0" wp14:anchorId="599FB9CA" wp14:editId="4E6E9A8C">
             <wp:extent cx="4500000" cy="2336400"/>
             <wp:effectExtent l="0" t="0" r="0" b="6985"/>
             <wp:docPr id="1786003866" name="Imagen 3" descr="La figura muestra de manera circular los pilares de la cocina saludable mediante la integración de criterios relacionados con la calidad de los alimentos, la preparación equilibrada, el uso adecuado de métodos culinarios y la aplicación de prácticas higiénicas durante la manipulación. Las ilustraciones representan alimentos frescos, utensilios, equipos y acciones propias de la cocina, destacando que una alimentación saludable depende tanto de la elección de los ingredientes como de su correcta transformación y manejo."/>
@@ -2951,39 +2924,15 @@
     </w:p>
     <w:p>
       <w:r>
-        <w:t xml:space="preserve">Nota. Adaptado de la OMS (2026), Harvard T.H. Chan </w:t>
+        <w:t xml:space="preserve">Nota. Adaptado de la OMS (2026), Harvard T.H. Chan School </w:t>
       </w:r>
       <w:proofErr w:type="spellStart"/>
       <w:r>
-        <w:t>School</w:t>
+        <w:t>of</w:t>
       </w:r>
       <w:proofErr w:type="spellEnd"/>
       <w:r>
-        <w:t xml:space="preserve"> </w:t>
-      </w:r>
-      <w:proofErr w:type="spellStart"/>
-      <w:r>
-        <w:t>of</w:t>
-      </w:r>
-      <w:proofErr w:type="spellEnd"/>
-      <w:r>
-        <w:t xml:space="preserve"> </w:t>
-      </w:r>
-      <w:proofErr w:type="spellStart"/>
-      <w:r>
-        <w:t>Public</w:t>
-      </w:r>
-      <w:proofErr w:type="spellEnd"/>
-      <w:r>
-        <w:t xml:space="preserve"> </w:t>
-      </w:r>
-      <w:proofErr w:type="spellStart"/>
-      <w:r>
-        <w:t>Health</w:t>
-      </w:r>
-      <w:proofErr w:type="spellEnd"/>
-      <w:r>
-        <w:t xml:space="preserve"> (2015) y lineamientos del </w:t>
+        <w:t xml:space="preserve"> Public Health (2015) y lineamientos del </w:t>
       </w:r>
       <w:r>
         <w:rPr>
@@ -3000,7 +2949,7 @@
         <w:pStyle w:val="Ttulo2"/>
       </w:pPr>
       <w:bookmarkStart w:id="4" w:name="_Toc242178068"/>
-      <w:bookmarkStart w:id="5" w:name="_Toc243406029"/>
+      <w:bookmarkStart w:id="5" w:name="_Toc243575167"/>
       <w:r>
         <w:lastRenderedPageBreak/>
         <w:t>Inocuidad alimentaria y salud pública</w:t>
@@ -3143,7 +3092,7 @@
         <w:pStyle w:val="Ttulo2"/>
       </w:pPr>
       <w:bookmarkStart w:id="6" w:name="_Toc242178069"/>
-      <w:bookmarkStart w:id="7" w:name="_Toc243406030"/>
+      <w:bookmarkStart w:id="7" w:name="_Toc243575168"/>
       <w:r>
         <w:t>Las buenas prácticas de manufactura (BPM): concepto, objetivos y pilares</w:t>
       </w:r>
@@ -3419,7 +3368,7 @@
         <w:pStyle w:val="Ttulo2"/>
       </w:pPr>
       <w:bookmarkStart w:id="9" w:name="_Toc242178070"/>
-      <w:bookmarkStart w:id="10" w:name="_Toc243406031"/>
+      <w:bookmarkStart w:id="10" w:name="_Toc243575169"/>
       <w:r>
         <w:t>Marco normativo sanitario en Colombia</w:t>
       </w:r>
@@ -3714,7 +3663,6 @@
               <w:spacing w:line="360" w:lineRule="auto"/>
             </w:pPr>
             <w:r>
-              <w:lastRenderedPageBreak/>
               <w:t>Resolución 2674 de 2013</w:t>
             </w:r>
           </w:p>
@@ -3839,7 +3787,6 @@
     </w:tbl>
     <w:p>
       <w:r>
-        <w:lastRenderedPageBreak/>
         <w:t xml:space="preserve">Nota. </w:t>
       </w:r>
       <w:r>
@@ -3863,7 +3810,7 @@
         <w:pStyle w:val="Ttulo1"/>
       </w:pPr>
       <w:bookmarkStart w:id="11" w:name="_Toc242178071"/>
-      <w:bookmarkStart w:id="12" w:name="_Toc243406032"/>
+      <w:bookmarkStart w:id="12" w:name="_Toc243575170"/>
       <w:r>
         <w:lastRenderedPageBreak/>
         <w:t>Identificación y selección de materias primas para una cocina saludable</w:t>
@@ -3889,7 +3836,7 @@
         <w:pStyle w:val="Ttulo2"/>
       </w:pPr>
       <w:bookmarkStart w:id="13" w:name="_Toc242178072"/>
-      <w:bookmarkStart w:id="14" w:name="_Toc243406033"/>
+      <w:bookmarkStart w:id="14" w:name="_Toc243575171"/>
       <w:r>
         <w:t>Clasificación de alimentos para una dieta saludable: método del plato de Harvard</w:t>
       </w:r>
@@ -3912,63 +3859,21 @@
         <w:rPr>
           <w:lang w:val="es-MX" w:eastAsia="es-CO"/>
         </w:rPr>
-        <w:t xml:space="preserve">Harvard T.H. Chan </w:t>
+        <w:t xml:space="preserve">Harvard T.H. Chan School </w:t>
       </w:r>
       <w:proofErr w:type="spellStart"/>
       <w:r>
         <w:rPr>
           <w:lang w:val="es-MX" w:eastAsia="es-CO"/>
         </w:rPr>
-        <w:t>School</w:t>
+        <w:t>of</w:t>
       </w:r>
       <w:proofErr w:type="spellEnd"/>
       <w:r>
         <w:rPr>
           <w:lang w:val="es-MX" w:eastAsia="es-CO"/>
         </w:rPr>
-        <w:t xml:space="preserve"> </w:t>
-      </w:r>
-      <w:proofErr w:type="spellStart"/>
-      <w:r>
-        <w:rPr>
-          <w:lang w:val="es-MX" w:eastAsia="es-CO"/>
-        </w:rPr>
-        <w:t>of</w:t>
-      </w:r>
-      <w:proofErr w:type="spellEnd"/>
-      <w:r>
-        <w:rPr>
-          <w:lang w:val="es-MX" w:eastAsia="es-CO"/>
-        </w:rPr>
-        <w:t xml:space="preserve"> </w:t>
-      </w:r>
-      <w:proofErr w:type="spellStart"/>
-      <w:r>
-        <w:rPr>
-          <w:lang w:val="es-MX" w:eastAsia="es-CO"/>
-        </w:rPr>
-        <w:t>Public</w:t>
-      </w:r>
-      <w:proofErr w:type="spellEnd"/>
-      <w:r>
-        <w:rPr>
-          <w:lang w:val="es-MX" w:eastAsia="es-CO"/>
-        </w:rPr>
-        <w:t xml:space="preserve"> </w:t>
-      </w:r>
-      <w:proofErr w:type="spellStart"/>
-      <w:r>
-        <w:rPr>
-          <w:lang w:val="es-MX" w:eastAsia="es-CO"/>
-        </w:rPr>
-        <w:t>Health</w:t>
-      </w:r>
-      <w:proofErr w:type="spellEnd"/>
-      <w:r>
-        <w:rPr>
-          <w:lang w:val="es-MX" w:eastAsia="es-CO"/>
-        </w:rPr>
-        <w:t>, 2015),</w:t>
+        <w:t xml:space="preserve"> Public Health, 2015),</w:t>
       </w:r>
       <w:r>
         <w:rPr>
@@ -4163,7 +4068,7 @@
         <w:pStyle w:val="Ttulo2"/>
       </w:pPr>
       <w:bookmarkStart w:id="15" w:name="_Toc242178073"/>
-      <w:bookmarkStart w:id="16" w:name="_Toc243406034"/>
+      <w:bookmarkStart w:id="16" w:name="_Toc243575172"/>
       <w:r>
         <w:lastRenderedPageBreak/>
         <w:t>Criterios de calidad y selección de frutas, verduras, proteínas y granos integrales</w:t>
@@ -4680,7 +4585,7 @@
         <w:pStyle w:val="Ttulo2"/>
       </w:pPr>
       <w:bookmarkStart w:id="17" w:name="_Toc242178074"/>
-      <w:bookmarkStart w:id="18" w:name="_Toc243406035"/>
+      <w:bookmarkStart w:id="18" w:name="_Toc243575173"/>
       <w:r>
         <w:lastRenderedPageBreak/>
         <w:t>La receta estándar: control de calidad y costos</w:t>
@@ -5042,7 +4947,7 @@
         <w:pStyle w:val="Ttulo2"/>
       </w:pPr>
       <w:bookmarkStart w:id="19" w:name="_Toc242178075"/>
-      <w:bookmarkStart w:id="20" w:name="_Toc243406036"/>
+      <w:bookmarkStart w:id="20" w:name="_Toc243575174"/>
       <w:r>
         <w:t>Almacenamiento y rotación de inventarios: método PEPS</w:t>
       </w:r>
@@ -5074,21 +4979,12 @@
         </w:rPr>
         <w:t xml:space="preserve">El método PEPS (o FIFO por sus siglas en inglés, </w:t>
       </w:r>
-      <w:proofErr w:type="spellStart"/>
       <w:r>
         <w:rPr>
           <w:rStyle w:val="Extranjerismo"/>
           <w:lang w:val="es-MX" w:eastAsia="es-CO"/>
         </w:rPr>
-        <w:t>First</w:t>
-      </w:r>
-      <w:proofErr w:type="spellEnd"/>
-      <w:r>
-        <w:rPr>
-          <w:rStyle w:val="Extranjerismo"/>
-          <w:lang w:val="es-MX" w:eastAsia="es-CO"/>
-        </w:rPr>
-        <w:t xml:space="preserve"> in</w:t>
+        <w:t>First in</w:t>
       </w:r>
       <w:r>
         <w:rPr>
@@ -5377,7 +5273,7 @@
         <w:pStyle w:val="Ttulo1"/>
       </w:pPr>
       <w:bookmarkStart w:id="21" w:name="_Toc242178076"/>
-      <w:bookmarkStart w:id="22" w:name="_Toc243406037"/>
+      <w:bookmarkStart w:id="22" w:name="_Toc243575175"/>
       <w:r>
         <w:lastRenderedPageBreak/>
         <w:t>Equipos y utensilios en la cocina saludable</w:t>
@@ -5403,7 +5299,7 @@
         <w:pStyle w:val="Ttulo2"/>
       </w:pPr>
       <w:bookmarkStart w:id="23" w:name="_Toc242178077"/>
-      <w:bookmarkStart w:id="24" w:name="_Toc243406038"/>
+      <w:bookmarkStart w:id="24" w:name="_Toc243575176"/>
       <w:r>
         <w:t>Clasificación de equipos mayores y menores</w:t>
       </w:r>
@@ -5811,7 +5707,7 @@
         <w:pStyle w:val="Ttulo2"/>
       </w:pPr>
       <w:bookmarkStart w:id="25" w:name="_Toc242178078"/>
-      <w:bookmarkStart w:id="26" w:name="_Toc243406039"/>
+      <w:bookmarkStart w:id="26" w:name="_Toc243575177"/>
       <w:r>
         <w:t xml:space="preserve">Equipos clave para cocina saludable (vaporeras, </w:t>
       </w:r>
@@ -6056,7 +5952,7 @@
         <w:pStyle w:val="Ttulo2"/>
       </w:pPr>
       <w:bookmarkStart w:id="27" w:name="_Toc242178079"/>
-      <w:bookmarkStart w:id="28" w:name="_Toc243406040"/>
+      <w:bookmarkStart w:id="28" w:name="_Toc243575178"/>
       <w:r>
         <w:t>Utensilios esenciales: cuchillos, tablas, sistemas de medición</w:t>
       </w:r>
@@ -6349,9 +6245,9 @@
           <w:lang w:val="es-MX" w:eastAsia="es-CO"/>
         </w:rPr>
         <w:drawing>
-          <wp:inline distT="0" distB="0" distL="0" distR="0" wp14:anchorId="3367C896" wp14:editId="2F86DE83">
-            <wp:extent cx="5400000" cy="1046751"/>
-            <wp:effectExtent l="0" t="0" r="0" b="1270"/>
+          <wp:inline distT="0" distB="0" distL="0" distR="0" wp14:anchorId="3367C896" wp14:editId="768F4094">
+            <wp:extent cx="4680000" cy="907184"/>
+            <wp:effectExtent l="0" t="0" r="6350" b="7620"/>
             <wp:docPr id="1732779659" name="Imagen 4" descr="La figura presenta un sistema de diferenciación por colores para organizar el uso de utensilios según el tipo y condición de los alimentos manipulados. La clasificación separa productos vegetales, carnes, aves, pescados y mariscos, alimentos preparados y otros productos de consumo habitual. Esta identificación facilita asignar superficies o utensilios específicos durante la preparación, contribuyendo a mantener un flujo de trabajo ordenado y a disminuir el riesgo de contaminación cruzada entre alimentos crudos y aquellos que están listos para consumir. "/>
             <wp:cNvGraphicFramePr>
               <a:graphicFrameLocks xmlns:a="http://schemas.openxmlformats.org/drawingml/2006/main" noChangeAspect="1"/>
@@ -6378,7 +6274,7 @@
                   <pic:spPr>
                     <a:xfrm>
                       <a:off x="0" y="0"/>
-                      <a:ext cx="5400000" cy="1046751"/>
+                      <a:ext cx="4680000" cy="907184"/>
                     </a:xfrm>
                     <a:prstGeom prst="rect">
                       <a:avLst/>
@@ -6390,24 +6286,6 @@
           </wp:inline>
         </w:drawing>
       </w:r>
-    </w:p>
-    <w:p>
-      <w:pPr>
-        <w:ind w:firstLine="0"/>
-        <w:jc w:val="center"/>
-        <w:rPr>
-          <w:lang w:val="es-MX" w:eastAsia="es-CO"/>
-        </w:rPr>
-      </w:pPr>
-    </w:p>
-    <w:p>
-      <w:pPr>
-        <w:ind w:firstLine="0"/>
-        <w:jc w:val="center"/>
-        <w:rPr>
-          <w:lang w:val="es-MX" w:eastAsia="es-CO"/>
-        </w:rPr>
-      </w:pPr>
     </w:p>
     <w:tbl>
       <w:tblPr>
@@ -6439,7 +6317,6 @@
                 <w:bCs/>
                 <w:lang w:val="es-419"/>
               </w:rPr>
-              <w:lastRenderedPageBreak/>
               <w:t xml:space="preserve">Descripción de la figura. </w:t>
             </w:r>
             <w:r>
@@ -6476,6 +6353,7 @@
                 <w:b/>
                 <w:bCs/>
               </w:rPr>
+              <w:lastRenderedPageBreak/>
               <w:t>Amarillo</w:t>
             </w:r>
             <w:r>
@@ -6600,14 +6478,7 @@
         <w:rPr>
           <w:lang w:val="es-MX" w:eastAsia="es-CO"/>
         </w:rPr>
-        <w:t xml:space="preserve">n cocina saludable, la precisión es clave para el control de porciones y el equilibrio nutricional. A diferencia de la cocina tradicional, donde se puede "cocinar al ojo", aquí cada gramo cuenta para garantizar que el plato final cumpla con los requerimientos nutricionales establecidos. Los sistemas de medición más utilizados incluyen la báscula digital, que mide en gramos y kilogramos con precisión de 1g; el termómetro de cocina, indispensable para verificar temperaturas internas de cocción y almacenamiento; y las cucharas y tazas medidoras, útiles para líquidos y pequeñas cantidades de especias. La báscula digital es, sin duda, la herramienta más importante, ya </w:t>
-      </w:r>
-      <w:r>
-        <w:rPr>
-          <w:lang w:val="es-MX" w:eastAsia="es-CO"/>
-        </w:rPr>
-        <w:lastRenderedPageBreak/>
-        <w:t>que elimina la subjetividad y permite estandarizar recetas, controlar costos y ofrecer información nutricional confiable al comensal.</w:t>
+        <w:t>n cocina saludable, la precisión es clave para el control de porciones y el equilibrio nutricional. A diferencia de la cocina tradicional, donde se puede "cocinar al ojo", aquí cada gramo cuenta para garantizar que el plato final cumpla con los requerimientos nutricionales establecidos. Los sistemas de medición más utilizados incluyen la báscula digital, que mide en gramos y kilogramos con precisión de 1g; el termómetro de cocina, indispensable para verificar temperaturas internas de cocción y almacenamiento; y las cucharas y tazas medidoras, útiles para líquidos y pequeñas cantidades de especias. La báscula digital es, sin duda, la herramienta más importante, ya que elimina la subjetividad y permite estandarizar recetas, controlar costos y ofrecer información nutricional confiable al comensal.</w:t>
       </w:r>
     </w:p>
     <w:p>
@@ -6624,6 +6495,7 @@
           <w:bCs/>
           <w:lang w:val="es-MX" w:eastAsia="es-CO"/>
         </w:rPr>
+        <w:lastRenderedPageBreak/>
         <w:t xml:space="preserve">Cuchillo </w:t>
       </w:r>
       <w:r>
@@ -6729,7 +6601,7 @@
         <w:pStyle w:val="Ttulo2"/>
       </w:pPr>
       <w:bookmarkStart w:id="29" w:name="_Toc242178080"/>
-      <w:bookmarkStart w:id="30" w:name="_Toc243406041"/>
+      <w:bookmarkStart w:id="30" w:name="_Toc243575179"/>
       <w:r>
         <w:t>Diseño higiénico y materiales aprobados (normatividad y características)</w:t>
       </w:r>
@@ -7125,7 +6997,7 @@
         <w:pStyle w:val="Ttulo2"/>
       </w:pPr>
       <w:bookmarkStart w:id="31" w:name="_Toc242178081"/>
-      <w:bookmarkStart w:id="32" w:name="_Toc243406042"/>
+      <w:bookmarkStart w:id="32" w:name="_Toc243575180"/>
       <w:r>
         <w:t>Manejo seguro de equipos: manuales, limpieza y prevención</w:t>
       </w:r>
@@ -7575,7 +7447,7 @@
         <w:pStyle w:val="Ttulo1"/>
       </w:pPr>
       <w:bookmarkStart w:id="33" w:name="_Toc242178082"/>
-      <w:bookmarkStart w:id="34" w:name="_Toc243406043"/>
+      <w:bookmarkStart w:id="34" w:name="_Toc243575181"/>
       <w:r>
         <w:lastRenderedPageBreak/>
         <w:t>Técnicas básicas para la preparación de alimentos saludables</w:t>
@@ -7601,7 +7473,7 @@
         <w:pStyle w:val="Ttulo2"/>
       </w:pPr>
       <w:bookmarkStart w:id="35" w:name="_Toc242178083"/>
-      <w:bookmarkStart w:id="36" w:name="_Toc243406044"/>
+      <w:bookmarkStart w:id="36" w:name="_Toc243575182"/>
       <w:r>
         <w:t>Protocolos de higiene y desinfección en BPM</w:t>
       </w:r>
@@ -8563,7 +8435,7 @@
         <w:pStyle w:val="Ttulo2"/>
       </w:pPr>
       <w:bookmarkStart w:id="37" w:name="_Toc242178084"/>
-      <w:bookmarkStart w:id="38" w:name="_Toc243406045"/>
+      <w:bookmarkStart w:id="38" w:name="_Toc243575183"/>
       <w:r>
         <w:t>Técnicas básicas de corte en la cocina</w:t>
       </w:r>
@@ -9185,7 +9057,7 @@
         <w:pStyle w:val="Ttulo2"/>
       </w:pPr>
       <w:bookmarkStart w:id="39" w:name="_Toc242178085"/>
-      <w:bookmarkStart w:id="40" w:name="_Toc243406046"/>
+      <w:bookmarkStart w:id="40" w:name="_Toc243575184"/>
       <w:r>
         <w:t>Métodos de cocción que preservan los nutrientes</w:t>
       </w:r>
@@ -9859,7 +9731,7 @@
         <w:pStyle w:val="Ttulo2"/>
       </w:pPr>
       <w:bookmarkStart w:id="41" w:name="_Toc242178086"/>
-      <w:bookmarkStart w:id="42" w:name="_Toc243406047"/>
+      <w:bookmarkStart w:id="42" w:name="_Toc243575185"/>
       <w:r>
         <w:t>Principios de conservación de alimentos</w:t>
       </w:r>
@@ -10577,6 +10449,7 @@
     </w:p>
     <w:p>
       <w:pPr>
+        <w:jc w:val="center"/>
         <w:rPr>
           <w:lang w:eastAsia="es-CO"/>
         </w:rPr>
@@ -10587,10 +10460,10 @@
           <w:lang w:eastAsia="es-CO"/>
         </w:rPr>
         <w:drawing>
-          <wp:inline distT="0" distB="0" distL="0" distR="0" wp14:anchorId="0B47628A" wp14:editId="374264F4">
-            <wp:extent cx="4680000" cy="2419200"/>
-            <wp:effectExtent l="0" t="0" r="6350" b="635"/>
-            <wp:docPr id="10" name="Imagen 10" descr="La figura en forma de termómetro representa la relación entre la temperatura de conservación o cocción y el crecimiento de microorganismos en los alimentos. La zona central señala el intervalo térmico donde aumenta considerablemente el riesgo de proliferación bacteriana, mientras que los extremos muestran condiciones de frío y calor que ayudan a controlar este crecimiento. La figura destaca la importancia de mantener los alimentos a temperaturas adecuadas durante su almacenamiento, preparación y servicio, evitando exposiciones prolongadas a condiciones que puedan comprometer su inocuidad y aumentar el riesgo de enfermedades transmitidas por alimentos."/>
+          <wp:inline distT="0" distB="0" distL="0" distR="0" wp14:anchorId="6AD4B05E" wp14:editId="04E594EF">
+            <wp:extent cx="4680000" cy="2423538"/>
+            <wp:effectExtent l="0" t="0" r="6350" b="0"/>
+            <wp:docPr id="728634228" name="Imagen 5" descr="La figura en forma de termómetro representa la relación entre la temperatura de conservación o cocción y el crecimiento de microorganismos en los alimentos. La zona central señala el intervalo térmico donde aumenta considerablemente el riesgo de proliferación bacteriana, mientras que los extremos muestran condiciones de frío y calor que ayudan a controlar este crecimiento. La figura destaca la importancia de mantener los alimentos a temperaturas adecuadas durante su almacenamiento, preparación y servicio, evitando exposiciones prolongadas a condiciones que puedan comprometer su inocuidad y aumentar el riesgo de enfermedades transmitidas por alimentos."/>
             <wp:cNvGraphicFramePr>
               <a:graphicFrameLocks xmlns:a="http://schemas.openxmlformats.org/drawingml/2006/main" noChangeAspect="1"/>
             </wp:cNvGraphicFramePr>
@@ -10598,33 +10471,29 @@
               <a:graphicData uri="http://schemas.openxmlformats.org/drawingml/2006/picture">
                 <pic:pic xmlns:pic="http://schemas.openxmlformats.org/drawingml/2006/picture">
                   <pic:nvPicPr>
-                    <pic:cNvPr id="10" name="Imagen 10" descr="La figura en forma de termómetro representa la relación entre la temperatura de conservación o cocción y el crecimiento de microorganismos en los alimentos. La zona central señala el intervalo térmico donde aumenta considerablemente el riesgo de proliferación bacteriana, mientras que los extremos muestran condiciones de frío y calor que ayudan a controlar este crecimiento. La figura destaca la importancia de mantener los alimentos a temperaturas adecuadas durante su almacenamiento, preparación y servicio, evitando exposiciones prolongadas a condiciones que puedan comprometer su inocuidad y aumentar el riesgo de enfermedades transmitidas por alimentos."/>
-                    <pic:cNvPicPr>
-                      <a:picLocks noChangeAspect="1" noChangeArrowheads="1"/>
-                    </pic:cNvPicPr>
+                    <pic:cNvPr id="728634228" name="Imagen 5" descr="La figura en forma de termómetro representa la relación entre la temperatura de conservación o cocción y el crecimiento de microorganismos en los alimentos. La zona central señala el intervalo térmico donde aumenta considerablemente el riesgo de proliferación bacteriana, mientras que los extremos muestran condiciones de frío y calor que ayudan a controlar este crecimiento. La figura destaca la importancia de mantener los alimentos a temperaturas adecuadas durante su almacenamiento, preparación y servicio, evitando exposiciones prolongadas a condiciones que puedan comprometer su inocuidad y aumentar el riesgo de enfermedades transmitidas por alimentos."/>
+                    <pic:cNvPicPr/>
                   </pic:nvPicPr>
                   <pic:blipFill>
-                    <a:blip r:embed="rId17">
+                    <a:blip r:embed="rId17" cstate="print">
                       <a:extLst>
                         <a:ext uri="{28A0092B-C50C-407E-A947-70E740481C1C}">
                           <a14:useLocalDpi xmlns:a14="http://schemas.microsoft.com/office/drawing/2010/main" val="0"/>
                         </a:ext>
                       </a:extLst>
                     </a:blip>
-                    <a:srcRect/>
                     <a:stretch>
                       <a:fillRect/>
                     </a:stretch>
                   </pic:blipFill>
-                  <pic:spPr bwMode="auto">
+                  <pic:spPr>
                     <a:xfrm>
                       <a:off x="0" y="0"/>
-                      <a:ext cx="4680000" cy="2419200"/>
+                      <a:ext cx="4680000" cy="2423538"/>
                     </a:xfrm>
                     <a:prstGeom prst="rect">
                       <a:avLst/>
                     </a:prstGeom>
-                    <a:noFill/>
                   </pic:spPr>
                 </pic:pic>
               </a:graphicData>
@@ -10632,148 +10501,6 @@
           </wp:inline>
         </w:drawing>
       </w:r>
-      <w:r>
-        <w:rPr>
-          <w:noProof/>
-        </w:rPr>
-        <mc:AlternateContent>
-          <mc:Choice Requires="wps">
-            <w:drawing>
-              <wp:inline distT="0" distB="0" distL="0" distR="0" wp14:anchorId="39A9D905" wp14:editId="7FCFAE74">
-                <wp:extent cx="304800" cy="304800"/>
-                <wp:effectExtent l="0" t="0" r="0" b="0"/>
-                <wp:docPr id="2" name="Rectángulo 2"/>
-                <wp:cNvGraphicFramePr>
-                  <a:graphicFrameLocks xmlns:a="http://schemas.openxmlformats.org/drawingml/2006/main" noChangeAspect="1"/>
-                </wp:cNvGraphicFramePr>
-                <a:graphic xmlns:a="http://schemas.openxmlformats.org/drawingml/2006/main">
-                  <a:graphicData uri="http://schemas.microsoft.com/office/word/2010/wordprocessingShape">
-                    <wps:wsp>
-                      <wps:cNvSpPr>
-                        <a:spLocks noChangeAspect="1" noChangeArrowheads="1"/>
-                      </wps:cNvSpPr>
-                      <wps:spPr bwMode="auto">
-                        <a:xfrm>
-                          <a:off x="0" y="0"/>
-                          <a:ext cx="304800" cy="304800"/>
-                        </a:xfrm>
-                        <a:prstGeom prst="rect">
-                          <a:avLst/>
-                        </a:prstGeom>
-                        <a:noFill/>
-                        <a:ln>
-                          <a:noFill/>
-                        </a:ln>
-                        <a:extLst>
-                          <a:ext uri="{909E8E84-426E-40DD-AFC4-6F175D3DCCD1}">
-                            <a14:hiddenFill xmlns:a14="http://schemas.microsoft.com/office/drawing/2010/main">
-                              <a:solidFill>
-                                <a:srgbClr val="FFFFFF"/>
-                              </a:solidFill>
-                            </a14:hiddenFill>
-                          </a:ext>
-                          <a:ext uri="{91240B29-F687-4F45-9708-019B960494DF}">
-                            <a14:hiddenLine xmlns:a14="http://schemas.microsoft.com/office/drawing/2010/main" w="9525">
-                              <a:solidFill>
-                                <a:srgbClr val="000000"/>
-                              </a:solidFill>
-                              <a:miter lim="800000"/>
-                              <a:headEnd/>
-                              <a:tailEnd/>
-                            </a14:hiddenLine>
-                          </a:ext>
-                        </a:extLst>
-                      </wps:spPr>
-                      <wps:bodyPr rot="0" vert="horz" wrap="square" lIns="91440" tIns="45720" rIns="91440" bIns="45720" anchor="t" anchorCtr="0" upright="1">
-                        <a:noAutofit/>
-                      </wps:bodyPr>
-                    </wps:wsp>
-                  </a:graphicData>
-                </a:graphic>
-              </wp:inline>
-            </w:drawing>
-          </mc:Choice>
-          <mc:Fallback>
-            <w:pict>
-              <v:rect w14:anchorId="68D4FEF5" id="Rectángulo 2" o:spid="_x0000_s1026" style="width:24pt;height:24pt;visibility:visible;mso-wrap-style:square;mso-left-percent:-10001;mso-top-percent:-10001;mso-position-horizontal:absolute;mso-position-horizontal-relative:char;mso-position-vertical:absolute;mso-position-vertical-relative:line;mso-left-percent:-10001;mso-top-percent:-10001;v-text-anchor:top" o:gfxdata="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" filled="f" stroked="f">
-                <o:lock v:ext="edit" aspectratio="t"/>
-                <w10:anchorlock/>
-              </v:rect>
-            </w:pict>
-          </mc:Fallback>
-        </mc:AlternateContent>
-      </w:r>
-      <w:r>
-        <w:rPr>
-          <w:noProof/>
-        </w:rPr>
-        <mc:AlternateContent>
-          <mc:Choice Requires="wps">
-            <w:drawing>
-              <wp:inline distT="0" distB="0" distL="0" distR="0" wp14:anchorId="64D81E3A" wp14:editId="42B12DFB">
-                <wp:extent cx="304800" cy="304800"/>
-                <wp:effectExtent l="0" t="0" r="0" b="0"/>
-                <wp:docPr id="1" name="Rectángulo 1"/>
-                <wp:cNvGraphicFramePr>
-                  <a:graphicFrameLocks xmlns:a="http://schemas.openxmlformats.org/drawingml/2006/main" noChangeAspect="1"/>
-                </wp:cNvGraphicFramePr>
-                <a:graphic xmlns:a="http://schemas.openxmlformats.org/drawingml/2006/main">
-                  <a:graphicData uri="http://schemas.microsoft.com/office/word/2010/wordprocessingShape">
-                    <wps:wsp>
-                      <wps:cNvSpPr>
-                        <a:spLocks noChangeAspect="1" noChangeArrowheads="1"/>
-                      </wps:cNvSpPr>
-                      <wps:spPr bwMode="auto">
-                        <a:xfrm>
-                          <a:off x="0" y="0"/>
-                          <a:ext cx="304800" cy="304800"/>
-                        </a:xfrm>
-                        <a:prstGeom prst="rect">
-                          <a:avLst/>
-                        </a:prstGeom>
-                        <a:noFill/>
-                        <a:ln>
-                          <a:noFill/>
-                        </a:ln>
-                        <a:extLst>
-                          <a:ext uri="{909E8E84-426E-40DD-AFC4-6F175D3DCCD1}">
-                            <a14:hiddenFill xmlns:a14="http://schemas.microsoft.com/office/drawing/2010/main">
-                              <a:solidFill>
-                                <a:srgbClr val="FFFFFF"/>
-                              </a:solidFill>
-                            </a14:hiddenFill>
-                          </a:ext>
-                          <a:ext uri="{91240B29-F687-4F45-9708-019B960494DF}">
-                            <a14:hiddenLine xmlns:a14="http://schemas.microsoft.com/office/drawing/2010/main" w="9525">
-                              <a:solidFill>
-                                <a:srgbClr val="000000"/>
-                              </a:solidFill>
-                              <a:miter lim="800000"/>
-                              <a:headEnd/>
-                              <a:tailEnd/>
-                            </a14:hiddenLine>
-                          </a:ext>
-                        </a:extLst>
-                      </wps:spPr>
-                      <wps:bodyPr rot="0" vert="horz" wrap="square" lIns="91440" tIns="45720" rIns="91440" bIns="45720" anchor="t" anchorCtr="0" upright="1">
-                        <a:noAutofit/>
-                      </wps:bodyPr>
-                    </wps:wsp>
-                  </a:graphicData>
-                </a:graphic>
-              </wp:inline>
-            </w:drawing>
-          </mc:Choice>
-          <mc:Fallback>
-            <w:pict>
-              <v:rect w14:anchorId="0B3380C8" id="Rectángulo 1" o:spid="_x0000_s1026" style="width:24pt;height:24pt;visibility:visible;mso-wrap-style:square;mso-left-percent:-10001;mso-top-percent:-10001;mso-position-horizontal:absolute;mso-position-horizontal-relative:char;mso-position-vertical:absolute;mso-position-vertical-relative:line;mso-left-percent:-10001;mso-top-percent:-10001;v-text-anchor:top" o:gfxdata="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" filled="f" stroked="f">
-                <o:lock v:ext="edit" aspectratio="t"/>
-                <w10:anchorlock/>
-              </v:rect>
-            </w:pict>
-          </mc:Fallback>
-        </mc:AlternateContent>
-      </w:r>
     </w:p>
     <w:p>
       <w:pPr>
@@ -10817,7 +10544,7 @@
           <w:u w:val="single"/>
         </w:rPr>
       </w:pPr>
-      <w:bookmarkStart w:id="43" w:name="_Toc243406048"/>
+      <w:bookmarkStart w:id="43" w:name="_Toc243575186"/>
       <w:r>
         <w:lastRenderedPageBreak/>
         <w:t>Síntesis</w:t>
@@ -10945,7 +10672,7 @@
       <w:pPr>
         <w:pStyle w:val="Titulosgenerales"/>
       </w:pPr>
-      <w:bookmarkStart w:id="44" w:name="_Toc243406049"/>
+      <w:bookmarkStart w:id="44" w:name="_Toc243575187"/>
       <w:r>
         <w:lastRenderedPageBreak/>
         <w:t>Glosario</w:t>
@@ -11379,7 +11106,7 @@
       <w:pPr>
         <w:pStyle w:val="Titulosgenerales"/>
       </w:pPr>
-      <w:bookmarkStart w:id="45" w:name="_Toc243406050"/>
+      <w:bookmarkStart w:id="45" w:name="_Toc243575188"/>
       <w:r>
         <w:lastRenderedPageBreak/>
         <w:t>Referencias bibliográficas</w:t>
@@ -11813,7 +11540,7 @@
           <w:lang w:val="es-MX" w:eastAsia="es-CO"/>
           <w14:ligatures w14:val="none"/>
         </w:rPr>
-        <w:t xml:space="preserve"> </w:t>
+        <w:t xml:space="preserve"> Nations (FAO) &amp; World Health </w:t>
       </w:r>
       <w:proofErr w:type="spellStart"/>
       <w:r>
@@ -11826,7 +11553,7 @@
           <w:lang w:val="es-MX" w:eastAsia="es-CO"/>
           <w14:ligatures w14:val="none"/>
         </w:rPr>
-        <w:t>Nations</w:t>
+        <w:t>Organization</w:t>
       </w:r>
       <w:proofErr w:type="spellEnd"/>
       <w:r>
@@ -11839,10 +11566,11 @@
           <w:lang w:val="es-MX" w:eastAsia="es-CO"/>
           <w14:ligatures w14:val="none"/>
         </w:rPr>
-        <w:t xml:space="preserve"> (FAO) &amp; </w:t>
-      </w:r>
-      <w:proofErr w:type="spellStart"/>
-      <w:r>
+        <w:t xml:space="preserve"> (WHO). (2023). Análisis de riesgos de la inocuidad de los alimentos: Guía para autoridades nacionales de inocuidad de los alimentos. FAO.</w:t>
+      </w:r>
+    </w:p>
+    <w:p>
+      <w:pPr>
         <w:rPr>
           <w:rFonts w:eastAsia="Arial" w:cs="Arial"/>
           <w:bCs/>
@@ -11852,9 +11580,7 @@
           <w:lang w:val="es-MX" w:eastAsia="es-CO"/>
           <w14:ligatures w14:val="none"/>
         </w:rPr>
-        <w:t>World</w:t>
-      </w:r>
-      <w:proofErr w:type="spellEnd"/>
+      </w:pPr>
       <w:r>
         <w:rPr>
           <w:rFonts w:eastAsia="Arial" w:cs="Arial"/>
@@ -11865,7 +11591,7 @@
           <w:lang w:val="es-MX" w:eastAsia="es-CO"/>
           <w14:ligatures w14:val="none"/>
         </w:rPr>
-        <w:t xml:space="preserve"> </w:t>
+        <w:t xml:space="preserve">Harvard T.H. Chan School </w:t>
       </w:r>
       <w:proofErr w:type="spellStart"/>
       <w:r>
@@ -11878,7 +11604,7 @@
           <w:lang w:val="es-MX" w:eastAsia="es-CO"/>
           <w14:ligatures w14:val="none"/>
         </w:rPr>
-        <w:t>Health</w:t>
+        <w:t>of</w:t>
       </w:r>
       <w:proofErr w:type="spellEnd"/>
       <w:r>
@@ -11891,188 +11617,7 @@
           <w:lang w:val="es-MX" w:eastAsia="es-CO"/>
           <w14:ligatures w14:val="none"/>
         </w:rPr>
-        <w:t xml:space="preserve"> </w:t>
-      </w:r>
-      <w:proofErr w:type="spellStart"/>
-      <w:r>
-        <w:rPr>
-          <w:rFonts w:eastAsia="Arial" w:cs="Arial"/>
-          <w:bCs/>
-          <w:color w:val="000000"/>
-          <w:kern w:val="0"/>
-          <w:szCs w:val="28"/>
-          <w:lang w:val="es-MX" w:eastAsia="es-CO"/>
-          <w14:ligatures w14:val="none"/>
-        </w:rPr>
-        <w:t>Organization</w:t>
-      </w:r>
-      <w:proofErr w:type="spellEnd"/>
-      <w:r>
-        <w:rPr>
-          <w:rFonts w:eastAsia="Arial" w:cs="Arial"/>
-          <w:bCs/>
-          <w:color w:val="000000"/>
-          <w:kern w:val="0"/>
-          <w:szCs w:val="28"/>
-          <w:lang w:val="es-MX" w:eastAsia="es-CO"/>
-          <w14:ligatures w14:val="none"/>
-        </w:rPr>
-        <w:t xml:space="preserve"> (WHO). (2023). Análisis de riesgos de la inocuidad de los alimentos: Guía para autoridades nacionales de inocuidad de los alimentos. FAO.</w:t>
-      </w:r>
-    </w:p>
-    <w:p>
-      <w:pPr>
-        <w:rPr>
-          <w:rFonts w:eastAsia="Arial" w:cs="Arial"/>
-          <w:bCs/>
-          <w:color w:val="000000"/>
-          <w:kern w:val="0"/>
-          <w:szCs w:val="28"/>
-          <w:lang w:val="es-MX" w:eastAsia="es-CO"/>
-          <w14:ligatures w14:val="none"/>
-        </w:rPr>
-      </w:pPr>
-      <w:r>
-        <w:rPr>
-          <w:rFonts w:eastAsia="Arial" w:cs="Arial"/>
-          <w:bCs/>
-          <w:color w:val="000000"/>
-          <w:kern w:val="0"/>
-          <w:szCs w:val="28"/>
-          <w:lang w:val="es-MX" w:eastAsia="es-CO"/>
-          <w14:ligatures w14:val="none"/>
-        </w:rPr>
-        <w:t xml:space="preserve">Harvard T.H. Chan </w:t>
-      </w:r>
-      <w:proofErr w:type="spellStart"/>
-      <w:r>
-        <w:rPr>
-          <w:rFonts w:eastAsia="Arial" w:cs="Arial"/>
-          <w:bCs/>
-          <w:color w:val="000000"/>
-          <w:kern w:val="0"/>
-          <w:szCs w:val="28"/>
-          <w:lang w:val="es-MX" w:eastAsia="es-CO"/>
-          <w14:ligatures w14:val="none"/>
-        </w:rPr>
-        <w:t>School</w:t>
-      </w:r>
-      <w:proofErr w:type="spellEnd"/>
-      <w:r>
-        <w:rPr>
-          <w:rFonts w:eastAsia="Arial" w:cs="Arial"/>
-          <w:bCs/>
-          <w:color w:val="000000"/>
-          <w:kern w:val="0"/>
-          <w:szCs w:val="28"/>
-          <w:lang w:val="es-MX" w:eastAsia="es-CO"/>
-          <w14:ligatures w14:val="none"/>
-        </w:rPr>
-        <w:t xml:space="preserve"> </w:t>
-      </w:r>
-      <w:proofErr w:type="spellStart"/>
-      <w:r>
-        <w:rPr>
-          <w:rFonts w:eastAsia="Arial" w:cs="Arial"/>
-          <w:bCs/>
-          <w:color w:val="000000"/>
-          <w:kern w:val="0"/>
-          <w:szCs w:val="28"/>
-          <w:lang w:val="es-MX" w:eastAsia="es-CO"/>
-          <w14:ligatures w14:val="none"/>
-        </w:rPr>
-        <w:t>of</w:t>
-      </w:r>
-      <w:proofErr w:type="spellEnd"/>
-      <w:r>
-        <w:rPr>
-          <w:rFonts w:eastAsia="Arial" w:cs="Arial"/>
-          <w:bCs/>
-          <w:color w:val="000000"/>
-          <w:kern w:val="0"/>
-          <w:szCs w:val="28"/>
-          <w:lang w:val="es-MX" w:eastAsia="es-CO"/>
-          <w14:ligatures w14:val="none"/>
-        </w:rPr>
-        <w:t xml:space="preserve"> </w:t>
-      </w:r>
-      <w:proofErr w:type="spellStart"/>
-      <w:r>
-        <w:rPr>
-          <w:rFonts w:eastAsia="Arial" w:cs="Arial"/>
-          <w:bCs/>
-          <w:color w:val="000000"/>
-          <w:kern w:val="0"/>
-          <w:szCs w:val="28"/>
-          <w:lang w:val="es-MX" w:eastAsia="es-CO"/>
-          <w14:ligatures w14:val="none"/>
-        </w:rPr>
-        <w:t>Public</w:t>
-      </w:r>
-      <w:proofErr w:type="spellEnd"/>
-      <w:r>
-        <w:rPr>
-          <w:rFonts w:eastAsia="Arial" w:cs="Arial"/>
-          <w:bCs/>
-          <w:color w:val="000000"/>
-          <w:kern w:val="0"/>
-          <w:szCs w:val="28"/>
-          <w:lang w:val="es-MX" w:eastAsia="es-CO"/>
-          <w14:ligatures w14:val="none"/>
-        </w:rPr>
-        <w:t xml:space="preserve"> </w:t>
-      </w:r>
-      <w:proofErr w:type="spellStart"/>
-      <w:r>
-        <w:rPr>
-          <w:rFonts w:eastAsia="Arial" w:cs="Arial"/>
-          <w:bCs/>
-          <w:color w:val="000000"/>
-          <w:kern w:val="0"/>
-          <w:szCs w:val="28"/>
-          <w:lang w:val="es-MX" w:eastAsia="es-CO"/>
-          <w14:ligatures w14:val="none"/>
-        </w:rPr>
-        <w:t>Health</w:t>
-      </w:r>
-      <w:proofErr w:type="spellEnd"/>
-      <w:r>
-        <w:rPr>
-          <w:rFonts w:eastAsia="Arial" w:cs="Arial"/>
-          <w:bCs/>
-          <w:color w:val="000000"/>
-          <w:kern w:val="0"/>
-          <w:szCs w:val="28"/>
-          <w:lang w:val="es-MX" w:eastAsia="es-CO"/>
-          <w14:ligatures w14:val="none"/>
-        </w:rPr>
-        <w:t xml:space="preserve">. (2015). El plato para comer saludable. </w:t>
-      </w:r>
-      <w:proofErr w:type="spellStart"/>
-      <w:r>
-        <w:rPr>
-          <w:rFonts w:eastAsia="Arial" w:cs="Arial"/>
-          <w:bCs/>
-          <w:color w:val="000000"/>
-          <w:kern w:val="0"/>
-          <w:szCs w:val="28"/>
-          <w:lang w:val="es-MX" w:eastAsia="es-CO"/>
-          <w14:ligatures w14:val="none"/>
-        </w:rPr>
-        <w:t>The</w:t>
-      </w:r>
-      <w:proofErr w:type="spellEnd"/>
-      <w:r>
-        <w:rPr>
-          <w:rFonts w:eastAsia="Arial" w:cs="Arial"/>
-          <w:bCs/>
-          <w:color w:val="000000"/>
-          <w:kern w:val="0"/>
-          <w:szCs w:val="28"/>
-          <w:lang w:val="es-MX" w:eastAsia="es-CO"/>
-          <w14:ligatures w14:val="none"/>
-        </w:rPr>
-        <w:t xml:space="preserve"> </w:t>
+        <w:t xml:space="preserve"> Public Health. (2015). El plato para comer saludable. The </w:t>
       </w:r>
       <w:proofErr w:type="spellStart"/>
       <w:r>
@@ -12359,7 +11904,7 @@
       <w:pPr>
         <w:pStyle w:val="Titulosgenerales"/>
       </w:pPr>
-      <w:bookmarkStart w:id="46" w:name="_Toc243406051"/>
+      <w:bookmarkStart w:id="46" w:name="_Toc243575189"/>
       <w:r>
         <w:lastRenderedPageBreak/>
         <w:t>Créditos</w:t>
@@ -13093,7 +12638,7 @@
 </file>
 
 <file path=word/endnotes.xml><?xml version="1.0" encoding="utf-8"?>
-<w:endnotes xmlns:wpc="http://schemas.microsoft.com/office/word/2010/wordprocessingCanvas" xmlns:cx="http://schemas.microsoft.com/office/drawing/2014/chartex" xmlns:cx1="http://schemas.microsoft.com/office/drawing/2015/9/8/chartex" xmlns:cx2="http://schemas.microsoft.com/office/drawing/2015/10/21/chartex" xmlns:cx3="http://schemas.microsoft.com/office/drawing/2016/5/9/chartex" xmlns:cx4="http://schemas.microsoft.com/office/drawing/2016/5/10/chartex" xmlns:cx5="http://schemas.microsoft.com/office/drawing/2016/5/11/chartex" xmlns:cx6="http://schemas.microsoft.com/office/drawing/2016/5/12/chartex" xmlns:cx7="http://schemas.microsoft.com/office/drawing/2016/5/13/chartex" xmlns:cx8="http://schemas.microsoft.com/office/drawing/2016/5/14/chartex" xmlns:mc="http://schemas.openxmlformats.org/markup-compatibility/2006" xmlns:aink="http://schemas.microsoft.com/office/drawing/2016/ink" xmlns:am3d="http://schemas.microsoft.com/office/drawing/2017/model3d" xmlns:o="urn:schemas-microsoft-com:office:office" xmlns:r="http://schemas.openxmlformats.org/officeDocument/2006/relationships" xmlns:m="http://schemas.openxmlformats.org/officeDocument/2006/math" xmlns:v="urn:schemas-microsoft-com:vml" xmlns:wp14="http://schemas.microsoft.com/office/word/2010/wordprocessingDrawing" xmlns:wp="http://schemas.openxmlformats.org/drawingml/2006/wordprocessingDrawing" xmlns:w10="urn:schemas-microsoft-com:office:word" xmlns:w="http://schemas.openxmlformats.org/wordprocessingml/2006/main" xmlns:w14="http://schemas.microsoft.com/office/word/2010/wordml" xmlns:w15="http://schemas.microsoft.com/office/word/2012/wordml" xmlns:w16cex="http://schemas.microsoft.com/office/word/2018/wordml/cex" xmlns:w16cid="http://schemas.microsoft.com/office/word/2016/wordml/cid" xmlns:w16="http://schemas.microsoft.com/office/word/2018/wordml" xmlns:w16sdtdh="http://schemas.microsoft.com/office/word/2020/wordml/sdtdatahash" xmlns:w16se="http://schemas.microsoft.com/office/word/2015/wordml/symex" xmlns:wpg="http://schemas.microsoft.com/office/word/2010/wordprocessingGroup" xmlns:wpi="http://schemas.microsoft.com/office/word/2010/wordprocessingInk" xmlns:wne="http://schemas.microsoft.com/office/word/2006/wordml" xmlns:wps="http://schemas.microsoft.com/office/word/2010/wordprocessingShape" mc:Ignorable="w14 w15 w16se w16cid w16 w16cex w16sdtdh wp14">
+<w:endnotes xmlns:wpc="http://schemas.microsoft.com/office/word/2010/wordprocessingCanvas" xmlns:cx="http://schemas.microsoft.com/office/drawing/2014/chartex" xmlns:cx1="http://schemas.microsoft.com/office/drawing/2015/9/8/chartex" xmlns:cx2="http://schemas.microsoft.com/office/drawing/2015/10/21/chartex" xmlns:cx3="http://schemas.microsoft.com/office/drawing/2016/5/9/chartex" xmlns:cx4="http://schemas.microsoft.com/office/drawing/2016/5/10/chartex" xmlns:cx5="http://schemas.microsoft.com/office/drawing/2016/5/11/chartex" xmlns:cx6="http://schemas.microsoft.com/office/drawing/2016/5/12/chartex" xmlns:cx7="http://schemas.microsoft.com/office/drawing/2016/5/13/chartex" xmlns:cx8="http://schemas.microsoft.com/office/drawing/2016/5/14/chartex" xmlns:mc="http://schemas.openxmlformats.org/markup-compatibility/2006" xmlns:aink="http://schemas.microsoft.com/office/drawing/2016/ink" xmlns:am3d="http://schemas.microsoft.com/office/drawing/2017/model3d" xmlns:o="urn:schemas-microsoft-com:office:office" xmlns:oel="http://schemas.microsoft.com/office/2019/extlst" xmlns:r="http://schemas.openxmlformats.org/officeDocument/2006/relationships" xmlns:m="http://schemas.openxmlformats.org/officeDocument/2006/math" xmlns:v="urn:schemas-microsoft-com:vml" xmlns:wp14="http://schemas.microsoft.com/office/word/2010/wordprocessingDrawing" xmlns:wp="http://schemas.openxmlformats.org/drawingml/2006/wordprocessingDrawing" xmlns:w10="urn:schemas-microsoft-com:office:word" xmlns:w="http://schemas.openxmlformats.org/wordprocessingml/2006/main" xmlns:w14="http://schemas.microsoft.com/office/word/2010/wordml" xmlns:w15="http://schemas.microsoft.com/office/word/2012/wordml" xmlns:w16cex="http://schemas.microsoft.com/office/word/2018/wordml/cex" xmlns:w16cid="http://schemas.microsoft.com/office/word/2016/wordml/cid" xmlns:w16="http://schemas.microsoft.com/office/word/2018/wordml" xmlns:w16du="http://schemas.microsoft.com/office/word/2023/wordml/word16du" xmlns:w16sdtdh="http://schemas.microsoft.com/office/word/2020/wordml/sdtdatahash" xmlns:w16sdtfl="http://schemas.microsoft.com/office/word/2024/wordml/sdtformatlock" xmlns:w16se="http://schemas.microsoft.com/office/word/2015/wordml/symex" xmlns:wpg="http://schemas.microsoft.com/office/word/2010/wordprocessingGroup" xmlns:wpi="http://schemas.microsoft.com/office/word/2010/wordprocessingInk" xmlns:wne="http://schemas.microsoft.com/office/word/2006/wordml" xmlns:wps="http://schemas.microsoft.com/office/word/2010/wordprocessingShape" mc:Ignorable="w14 w15 w16se w16cid w16 w16cex w16sdtdh w16sdtfl w16du wp14">
   <w:endnote w:type="separator" w:id="-1">
     <w:p>
       <w:pPr>
@@ -13120,7 +12665,7 @@
 </file>
 
 <file path=word/footer1.xml><?xml version="1.0" encoding="utf-8"?>
-<w:ftr xmlns:wpc="http://schemas.microsoft.com/office/word/2010/wordprocessingCanvas" xmlns:cx="http://schemas.microsoft.com/office/drawing/2014/chartex" xmlns:cx1="http://schemas.microsoft.com/office/drawing/2015/9/8/chartex" xmlns:cx2="http://schemas.microsoft.com/office/drawing/2015/10/21/chartex" xmlns:cx3="http://schemas.microsoft.com/office/drawing/2016/5/9/chartex" xmlns:cx4="http://schemas.microsoft.com/office/drawing/2016/5/10/chartex" xmlns:cx5="http://schemas.microsoft.com/office/drawing/2016/5/11/chartex" xmlns:cx6="http://schemas.microsoft.com/office/drawing/2016/5/12/chartex" xmlns:cx7="http://schemas.microsoft.com/office/drawing/2016/5/13/chartex" xmlns:cx8="http://schemas.microsoft.com/office/drawing/2016/5/14/chartex" xmlns:mc="http://schemas.openxmlformats.org/markup-compatibility/2006" xmlns:aink="http://schemas.microsoft.com/office/drawing/2016/ink" xmlns:am3d="http://schemas.microsoft.com/office/drawing/2017/model3d" xmlns:o="urn:schemas-microsoft-com:office:office" xmlns:r="http://schemas.openxmlformats.org/officeDocument/2006/relationships" xmlns:m="http://schemas.openxmlformats.org/officeDocument/2006/math" xmlns:v="urn:schemas-microsoft-com:vml" xmlns:wp14="http://schemas.microsoft.com/office/word/2010/wordprocessingDrawing" xmlns:wp="http://schemas.openxmlformats.org/drawingml/2006/wordprocessingDrawing" xmlns:w10="urn:schemas-microsoft-com:office:word" xmlns:w="http://schemas.openxmlformats.org/wordprocessingml/2006/main" xmlns:w14="http://schemas.microsoft.com/office/word/2010/wordml" xmlns:w15="http://schemas.microsoft.com/office/word/2012/wordml" xmlns:w16cex="http://schemas.microsoft.com/office/word/2018/wordml/cex" xmlns:w16cid="http://schemas.microsoft.com/office/word/2016/wordml/cid" xmlns:w16="http://schemas.microsoft.com/office/word/2018/wordml" xmlns:w16sdtdh="http://schemas.microsoft.com/office/word/2020/wordml/sdtdatahash" xmlns:w16se="http://schemas.microsoft.com/office/word/2015/wordml/symex" xmlns:wpg="http://schemas.microsoft.com/office/word/2010/wordprocessingGroup" xmlns:wpi="http://schemas.microsoft.com/office/word/2010/wordprocessingInk" xmlns:wne="http://schemas.microsoft.com/office/word/2006/wordml" xmlns:wps="http://schemas.microsoft.com/office/word/2010/wordprocessingShape" mc:Ignorable="w14 w15 w16se w16cid w16 w16cex w16sdtdh wp14">
+<w:ftr xmlns:wpc="http://schemas.microsoft.com/office/word/2010/wordprocessingCanvas" xmlns:cx="http://schemas.microsoft.com/office/drawing/2014/chartex" xmlns:cx1="http://schemas.microsoft.com/office/drawing/2015/9/8/chartex" xmlns:cx2="http://schemas.microsoft.com/office/drawing/2015/10/21/chartex" xmlns:cx3="http://schemas.microsoft.com/office/drawing/2016/5/9/chartex" xmlns:cx4="http://schemas.microsoft.com/office/drawing/2016/5/10/chartex" xmlns:cx5="http://schemas.microsoft.com/office/drawing/2016/5/11/chartex" xmlns:cx6="http://schemas.microsoft.com/office/drawing/2016/5/12/chartex" xmlns:cx7="http://schemas.microsoft.com/office/drawing/2016/5/13/chartex" xmlns:cx8="http://schemas.microsoft.com/office/drawing/2016/5/14/chartex" xmlns:mc="http://schemas.openxmlformats.org/markup-compatibility/2006" xmlns:aink="http://schemas.microsoft.com/office/drawing/2016/ink" xmlns:am3d="http://schemas.microsoft.com/office/drawing/2017/model3d" xmlns:o="urn:schemas-microsoft-com:office:office" xmlns:oel="http://schemas.microsoft.com/office/2019/extlst" xmlns:r="http://schemas.openxmlformats.org/officeDocument/2006/relationships" xmlns:m="http://schemas.openxmlformats.org/officeDocument/2006/math" xmlns:v="urn:schemas-microsoft-com:vml" xmlns:wp14="http://schemas.microsoft.com/office/word/2010/wordprocessingDrawing" xmlns:wp="http://schemas.openxmlformats.org/drawingml/2006/wordprocessingDrawing" xmlns:w10="urn:schemas-microsoft-com:office:word" xmlns:w="http://schemas.openxmlformats.org/wordprocessingml/2006/main" xmlns:w14="http://schemas.microsoft.com/office/word/2010/wordml" xmlns:w15="http://schemas.microsoft.com/office/word/2012/wordml" xmlns:w16cex="http://schemas.microsoft.com/office/word/2018/wordml/cex" xmlns:w16cid="http://schemas.microsoft.com/office/word/2016/wordml/cid" xmlns:w16="http://schemas.microsoft.com/office/word/2018/wordml" xmlns:w16du="http://schemas.microsoft.com/office/word/2023/wordml/word16du" xmlns:w16sdtdh="http://schemas.microsoft.com/office/word/2020/wordml/sdtdatahash" xmlns:w16sdtfl="http://schemas.microsoft.com/office/word/2024/wordml/sdtformatlock" xmlns:w16se="http://schemas.microsoft.com/office/word/2015/wordml/symex" xmlns:wpg="http://schemas.microsoft.com/office/word/2010/wordprocessingGroup" xmlns:wpi="http://schemas.microsoft.com/office/word/2010/wordprocessingInk" xmlns:wne="http://schemas.microsoft.com/office/word/2006/wordml" xmlns:wps="http://schemas.microsoft.com/office/word/2010/wordprocessingShape" mc:Ignorable="w14 w15 w16se w16cid w16 w16cex w16sdtdh w16sdtfl w16du wp14">
   <w:sdt>
     <w:sdtPr>
       <w:id w:val="-1465197936"/>
@@ -13129,7 +12674,6 @@
         <w:docPartUnique/>
       </w:docPartObj>
     </w:sdtPr>
-    <w:sdtEndPr/>
     <w:sdtContent>
       <w:p>
         <w:pPr>
@@ -13167,7 +12711,7 @@
 </file>
 
 <file path=word/footnotes.xml><?xml version="1.0" encoding="utf-8"?>
-<w:footnotes xmlns:wpc="http://schemas.microsoft.com/office/word/2010/wordprocessingCanvas" xmlns:cx="http://schemas.microsoft.com/office/drawing/2014/chartex" xmlns:cx1="http://schemas.microsoft.com/office/drawing/2015/9/8/chartex" xmlns:cx2="http://schemas.microsoft.com/office/drawing/2015/10/21/chartex" xmlns:cx3="http://schemas.microsoft.com/office/drawing/2016/5/9/chartex" xmlns:cx4="http://schemas.microsoft.com/office/drawing/2016/5/10/chartex" xmlns:cx5="http://schemas.microsoft.com/office/drawing/2016/5/11/chartex" xmlns:cx6="http://schemas.microsoft.com/office/drawing/2016/5/12/chartex" xmlns:cx7="http://schemas.microsoft.com/office/drawing/2016/5/13/chartex" xmlns:cx8="http://schemas.microsoft.com/office/drawing/2016/5/14/chartex" xmlns:mc="http://schemas.openxmlformats.org/markup-compatibility/2006" xmlns:aink="http://schemas.microsoft.com/office/drawing/2016/ink" xmlns:am3d="http://schemas.microsoft.com/office/drawing/2017/model3d" xmlns:o="urn:schemas-microsoft-com:office:office" xmlns:r="http://schemas.openxmlformats.org/officeDocument/2006/relationships" xmlns:m="http://schemas.openxmlformats.org/officeDocument/2006/math" xmlns:v="urn:schemas-microsoft-com:vml" xmlns:wp14="http://schemas.microsoft.com/office/word/2010/wordprocessingDrawing" xmlns:wp="http://schemas.openxmlformats.org/drawingml/2006/wordprocessingDrawing" xmlns:w10="urn:schemas-microsoft-com:office:word" xmlns:w="http://schemas.openxmlformats.org/wordprocessingml/2006/main" xmlns:w14="http://schemas.microsoft.com/office/word/2010/wordml" xmlns:w15="http://schemas.microsoft.com/office/word/2012/wordml" xmlns:w16cex="http://schemas.microsoft.com/office/word/2018/wordml/cex" xmlns:w16cid="http://schemas.microsoft.com/office/word/2016/wordml/cid" xmlns:w16="http://schemas.microsoft.com/office/word/2018/wordml" xmlns:w16sdtdh="http://schemas.microsoft.com/office/word/2020/wordml/sdtdatahash" xmlns:w16se="http://schemas.microsoft.com/office/word/2015/wordml/symex" xmlns:wpg="http://schemas.microsoft.com/office/word/2010/wordprocessingGroup" xmlns:wpi="http://schemas.microsoft.com/office/word/2010/wordprocessingInk" xmlns:wne="http://schemas.microsoft.com/office/word/2006/wordml" xmlns:wps="http://schemas.microsoft.com/office/word/2010/wordprocessingShape" mc:Ignorable="w14 w15 w16se w16cid w16 w16cex w16sdtdh wp14">
+<w:footnotes xmlns:wpc="http://schemas.microsoft.com/office/word/2010/wordprocessingCanvas" xmlns:cx="http://schemas.microsoft.com/office/drawing/2014/chartex" xmlns:cx1="http://schemas.microsoft.com/office/drawing/2015/9/8/chartex" xmlns:cx2="http://schemas.microsoft.com/office/drawing/2015/10/21/chartex" xmlns:cx3="http://schemas.microsoft.com/office/drawing/2016/5/9/chartex" xmlns:cx4="http://schemas.microsoft.com/office/drawing/2016/5/10/chartex" xmlns:cx5="http://schemas.microsoft.com/office/drawing/2016/5/11/chartex" xmlns:cx6="http://schemas.microsoft.com/office/drawing/2016/5/12/chartex" xmlns:cx7="http://schemas.microsoft.com/office/drawing/2016/5/13/chartex" xmlns:cx8="http://schemas.microsoft.com/office/drawing/2016/5/14/chartex" xmlns:mc="http://schemas.openxmlformats.org/markup-compatibility/2006" xmlns:aink="http://schemas.microsoft.com/office/drawing/2016/ink" xmlns:am3d="http://schemas.microsoft.com/office/drawing/2017/model3d" xmlns:o="urn:schemas-microsoft-com:office:office" xmlns:oel="http://schemas.microsoft.com/office/2019/extlst" xmlns:r="http://schemas.openxmlformats.org/officeDocument/2006/relationships" xmlns:m="http://schemas.openxmlformats.org/officeDocument/2006/math" xmlns:v="urn:schemas-microsoft-com:vml" xmlns:wp14="http://schemas.microsoft.com/office/word/2010/wordprocessingDrawing" xmlns:wp="http://schemas.openxmlformats.org/drawingml/2006/wordprocessingDrawing" xmlns:w10="urn:schemas-microsoft-com:office:word" xmlns:w="http://schemas.openxmlformats.org/wordprocessingml/2006/main" xmlns:w14="http://schemas.microsoft.com/office/word/2010/wordml" xmlns:w15="http://schemas.microsoft.com/office/word/2012/wordml" xmlns:w16cex="http://schemas.microsoft.com/office/word/2018/wordml/cex" xmlns:w16cid="http://schemas.microsoft.com/office/word/2016/wordml/cid" xmlns:w16="http://schemas.microsoft.com/office/word/2018/wordml" xmlns:w16du="http://schemas.microsoft.com/office/word/2023/wordml/word16du" xmlns:w16sdtdh="http://schemas.microsoft.com/office/word/2020/wordml/sdtdatahash" xmlns:w16sdtfl="http://schemas.microsoft.com/office/word/2024/wordml/sdtformatlock" xmlns:w16se="http://schemas.microsoft.com/office/word/2015/wordml/symex" xmlns:wpg="http://schemas.microsoft.com/office/word/2010/wordprocessingGroup" xmlns:wpi="http://schemas.microsoft.com/office/word/2010/wordprocessingInk" xmlns:wne="http://schemas.microsoft.com/office/word/2006/wordml" xmlns:wps="http://schemas.microsoft.com/office/word/2010/wordprocessingShape" mc:Ignorable="w14 w15 w16se w16cid w16 w16cex w16sdtdh w16sdtfl w16du wp14">
   <w:footnote w:type="separator" w:id="-1">
     <w:p>
       <w:pPr>
@@ -13194,7 +12738,7 @@
 </file>
 
 <file path=word/header1.xml><?xml version="1.0" encoding="utf-8"?>
-<w:hdr xmlns:wpc="http://schemas.microsoft.com/office/word/2010/wordprocessingCanvas" xmlns:cx="http://schemas.microsoft.com/office/drawing/2014/chartex" xmlns:cx1="http://schemas.microsoft.com/office/drawing/2015/9/8/chartex" xmlns:cx2="http://schemas.microsoft.com/office/drawing/2015/10/21/chartex" xmlns:cx3="http://schemas.microsoft.com/office/drawing/2016/5/9/chartex" xmlns:cx4="http://schemas.microsoft.com/office/drawing/2016/5/10/chartex" xmlns:cx5="http://schemas.microsoft.com/office/drawing/2016/5/11/chartex" xmlns:cx6="http://schemas.microsoft.com/office/drawing/2016/5/12/chartex" xmlns:cx7="http://schemas.microsoft.com/office/drawing/2016/5/13/chartex" xmlns:cx8="http://schemas.microsoft.com/office/drawing/2016/5/14/chartex" xmlns:mc="http://schemas.openxmlformats.org/markup-compatibility/2006" xmlns:aink="http://schemas.microsoft.com/office/drawing/2016/ink" xmlns:am3d="http://schemas.microsoft.com/office/drawing/2017/model3d" xmlns:o="urn:schemas-microsoft-com:office:office" xmlns:r="http://schemas.openxmlformats.org/officeDocument/2006/relationships" xmlns:m="http://schemas.openxmlformats.org/officeDocument/2006/math" xmlns:v="urn:schemas-microsoft-com:vml" xmlns:wp14="http://schemas.microsoft.com/office/word/2010/wordprocessingDrawing" xmlns:wp="http://schemas.openxmlformats.org/drawingml/2006/wordprocessingDrawing" xmlns:w10="urn:schemas-microsoft-com:office:word" xmlns:w="http://schemas.openxmlformats.org/wordprocessingml/2006/main" xmlns:w14="http://schemas.microsoft.com/office/word/2010/wordml" xmlns:w15="http://schemas.microsoft.com/office/word/2012/wordml" xmlns:w16cex="http://schemas.microsoft.com/office/word/2018/wordml/cex" xmlns:w16cid="http://schemas.microsoft.com/office/word/2016/wordml/cid" xmlns:w16="http://schemas.microsoft.com/office/word/2018/wordml" xmlns:w16sdtdh="http://schemas.microsoft.com/office/word/2020/wordml/sdtdatahash" xmlns:w16se="http://schemas.microsoft.com/office/word/2015/wordml/symex" xmlns:wpg="http://schemas.microsoft.com/office/word/2010/wordprocessingGroup" xmlns:wpi="http://schemas.microsoft.com/office/word/2010/wordprocessingInk" xmlns:wne="http://schemas.microsoft.com/office/word/2006/wordml" xmlns:wps="http://schemas.microsoft.com/office/word/2010/wordprocessingShape" mc:Ignorable="w14 w15 w16se w16cid w16 w16cex w16sdtdh wp14">
+<w:hdr xmlns:wpc="http://schemas.microsoft.com/office/word/2010/wordprocessingCanvas" xmlns:cx="http://schemas.microsoft.com/office/drawing/2014/chartex" xmlns:cx1="http://schemas.microsoft.com/office/drawing/2015/9/8/chartex" xmlns:cx2="http://schemas.microsoft.com/office/drawing/2015/10/21/chartex" xmlns:cx3="http://schemas.microsoft.com/office/drawing/2016/5/9/chartex" xmlns:cx4="http://schemas.microsoft.com/office/drawing/2016/5/10/chartex" xmlns:cx5="http://schemas.microsoft.com/office/drawing/2016/5/11/chartex" xmlns:cx6="http://schemas.microsoft.com/office/drawing/2016/5/12/chartex" xmlns:cx7="http://schemas.microsoft.com/office/drawing/2016/5/13/chartex" xmlns:cx8="http://schemas.microsoft.com/office/drawing/2016/5/14/chartex" xmlns:mc="http://schemas.openxmlformats.org/markup-compatibility/2006" xmlns:aink="http://schemas.microsoft.com/office/drawing/2016/ink" xmlns:am3d="http://schemas.microsoft.com/office/drawing/2017/model3d" xmlns:o="urn:schemas-microsoft-com:office:office" xmlns:oel="http://schemas.microsoft.com/office/2019/extlst" xmlns:r="http://schemas.openxmlformats.org/officeDocument/2006/relationships" xmlns:m="http://schemas.openxmlformats.org/officeDocument/2006/math" xmlns:v="urn:schemas-microsoft-com:vml" xmlns:wp14="http://schemas.microsoft.com/office/word/2010/wordprocessingDrawing" xmlns:wp="http://schemas.openxmlformats.org/drawingml/2006/wordprocessingDrawing" xmlns:w10="urn:schemas-microsoft-com:office:word" xmlns:w="http://schemas.openxmlformats.org/wordprocessingml/2006/main" xmlns:w14="http://schemas.microsoft.com/office/word/2010/wordml" xmlns:w15="http://schemas.microsoft.com/office/word/2012/wordml" xmlns:w16cex="http://schemas.microsoft.com/office/word/2018/wordml/cex" xmlns:w16cid="http://schemas.microsoft.com/office/word/2016/wordml/cid" xmlns:w16="http://schemas.microsoft.com/office/word/2018/wordml" xmlns:w16du="http://schemas.microsoft.com/office/word/2023/wordml/word16du" xmlns:w16sdtdh="http://schemas.microsoft.com/office/word/2020/wordml/sdtdatahash" xmlns:w16sdtfl="http://schemas.microsoft.com/office/word/2024/wordml/sdtformatlock" xmlns:w16se="http://schemas.microsoft.com/office/word/2015/wordml/symex" xmlns:wpg="http://schemas.microsoft.com/office/word/2010/wordprocessingGroup" xmlns:wpi="http://schemas.microsoft.com/office/word/2010/wordprocessingInk" xmlns:wne="http://schemas.microsoft.com/office/word/2006/wordml" xmlns:wps="http://schemas.microsoft.com/office/word/2010/wordprocessingShape" mc:Ignorable="w14 w15 w16se w16cid w16 w16cex w16sdtdh w16sdtfl w16du wp14">
   <w:p>
     <w:pPr>
       <w:pStyle w:val="Encabezado"/>
@@ -13281,7 +12825,7 @@
 </file>
 
 <file path=word/numbering.xml><?xml version="1.0" encoding="utf-8"?>
-<w:numbering xmlns:wpc="http://schemas.microsoft.com/office/word/2010/wordprocessingCanvas" xmlns:cx="http://schemas.microsoft.com/office/drawing/2014/chartex" xmlns:cx1="http://schemas.microsoft.com/office/drawing/2015/9/8/chartex" xmlns:cx2="http://schemas.microsoft.com/office/drawing/2015/10/21/chartex" xmlns:cx3="http://schemas.microsoft.com/office/drawing/2016/5/9/chartex" xmlns:cx4="http://schemas.microsoft.com/office/drawing/2016/5/10/chartex" xmlns:cx5="http://schemas.microsoft.com/office/drawing/2016/5/11/chartex" xmlns:cx6="http://schemas.microsoft.com/office/drawing/2016/5/12/chartex" xmlns:cx7="http://schemas.microsoft.com/office/drawing/2016/5/13/chartex" xmlns:cx8="http://schemas.microsoft.com/office/drawing/2016/5/14/chartex" xmlns:mc="http://schemas.openxmlformats.org/markup-compatibility/2006" xmlns:aink="http://schemas.microsoft.com/office/drawing/2016/ink" xmlns:am3d="http://schemas.microsoft.com/office/drawing/2017/model3d" xmlns:o="urn:schemas-microsoft-com:office:office" xmlns:r="http://schemas.openxmlformats.org/officeDocument/2006/relationships" xmlns:m="http://schemas.openxmlformats.org/officeDocument/2006/math" xmlns:v="urn:schemas-microsoft-com:vml" xmlns:wp14="http://schemas.microsoft.com/office/word/2010/wordprocessingDrawing" xmlns:wp="http://schemas.openxmlformats.org/drawingml/2006/wordprocessingDrawing" xmlns:w10="urn:schemas-microsoft-com:office:word" xmlns:w="http://schemas.openxmlformats.org/wordprocessingml/2006/main" xmlns:w14="http://schemas.microsoft.com/office/word/2010/wordml" xmlns:w15="http://schemas.microsoft.com/office/word/2012/wordml" xmlns:w16cex="http://schemas.microsoft.com/office/word/2018/wordml/cex" xmlns:w16cid="http://schemas.microsoft.com/office/word/2016/wordml/cid" xmlns:w16="http://schemas.microsoft.com/office/word/2018/wordml" xmlns:w16sdtdh="http://schemas.microsoft.com/office/word/2020/wordml/sdtdatahash" xmlns:w16se="http://schemas.microsoft.com/office/word/2015/wordml/symex" xmlns:wpg="http://schemas.microsoft.com/office/word/2010/wordprocessingGroup" xmlns:wpi="http://schemas.microsoft.com/office/word/2010/wordprocessingInk" xmlns:wne="http://schemas.microsoft.com/office/word/2006/wordml" xmlns:wps="http://schemas.microsoft.com/office/word/2010/wordprocessingShape" mc:Ignorable="w14 w15 w16se w16cid w16 w16cex w16sdtdh wp14">
+<w:numbering xmlns:wpc="http://schemas.microsoft.com/office/word/2010/wordprocessingCanvas" xmlns:cx="http://schemas.microsoft.com/office/drawing/2014/chartex" xmlns:cx1="http://schemas.microsoft.com/office/drawing/2015/9/8/chartex" xmlns:cx2="http://schemas.microsoft.com/office/drawing/2015/10/21/chartex" xmlns:cx3="http://schemas.microsoft.com/office/drawing/2016/5/9/chartex" xmlns:cx4="http://schemas.microsoft.com/office/drawing/2016/5/10/chartex" xmlns:cx5="http://schemas.microsoft.com/office/drawing/2016/5/11/chartex" xmlns:cx6="http://schemas.microsoft.com/office/drawing/2016/5/12/chartex" xmlns:cx7="http://schemas.microsoft.com/office/drawing/2016/5/13/chartex" xmlns:cx8="http://schemas.microsoft.com/office/drawing/2016/5/14/chartex" xmlns:mc="http://schemas.openxmlformats.org/markup-compatibility/2006" xmlns:aink="http://schemas.microsoft.com/office/drawing/2016/ink" xmlns:am3d="http://schemas.microsoft.com/office/drawing/2017/model3d" xmlns:o="urn:schemas-microsoft-com:office:office" xmlns:oel="http://schemas.microsoft.com/office/2019/extlst" xmlns:r="http://schemas.openxmlformats.org/officeDocument/2006/relationships" xmlns:m="http://schemas.openxmlformats.org/officeDocument/2006/math" xmlns:v="urn:schemas-microsoft-com:vml" xmlns:wp14="http://schemas.microsoft.com/office/word/2010/wordprocessingDrawing" xmlns:wp="http://schemas.openxmlformats.org/drawingml/2006/wordprocessingDrawing" xmlns:w10="urn:schemas-microsoft-com:office:word" xmlns:w="http://schemas.openxmlformats.org/wordprocessingml/2006/main" xmlns:w14="http://schemas.microsoft.com/office/word/2010/wordml" xmlns:w15="http://schemas.microsoft.com/office/word/2012/wordml" xmlns:w16cex="http://schemas.microsoft.com/office/word/2018/wordml/cex" xmlns:w16cid="http://schemas.microsoft.com/office/word/2016/wordml/cid" xmlns:w16="http://schemas.microsoft.com/office/word/2018/wordml" xmlns:w16du="http://schemas.microsoft.com/office/word/2023/wordml/word16du" xmlns:w16sdtdh="http://schemas.microsoft.com/office/word/2020/wordml/sdtdatahash" xmlns:w16sdtfl="http://schemas.microsoft.com/office/word/2024/wordml/sdtformatlock" xmlns:w16se="http://schemas.microsoft.com/office/word/2015/wordml/symex" xmlns:wpg="http://schemas.microsoft.com/office/word/2010/wordprocessingGroup" xmlns:wpi="http://schemas.microsoft.com/office/word/2010/wordprocessingInk" xmlns:wne="http://schemas.microsoft.com/office/word/2006/wordml" xmlns:wps="http://schemas.microsoft.com/office/word/2010/wordprocessingShape" mc:Ignorable="w14 w15 w16se w16cid w16 w16cex w16sdtdh w16sdtfl w16du wp14">
   <w:abstractNum w:abstractNumId="0" w15:restartNumberingAfterBreak="0">
     <w:nsid w:val="FFFFFF89"/>
     <w:multiLevelType w:val="singleLevel"/>
@@ -18210,142 +17754,142 @@
       </w:rPr>
     </w:lvl>
   </w:abstractNum>
-  <w:num w:numId="1">
+  <w:num w:numId="1" w16cid:durableId="1718967384">
     <w:abstractNumId w:val="0"/>
   </w:num>
-  <w:num w:numId="2">
+  <w:num w:numId="2" w16cid:durableId="300037181">
     <w:abstractNumId w:val="13"/>
   </w:num>
-  <w:num w:numId="3">
+  <w:num w:numId="3" w16cid:durableId="223957689">
     <w:abstractNumId w:val="30"/>
   </w:num>
-  <w:num w:numId="4">
+  <w:num w:numId="4" w16cid:durableId="1848204839">
     <w:abstractNumId w:val="19"/>
   </w:num>
-  <w:num w:numId="5">
+  <w:num w:numId="5" w16cid:durableId="226115378">
     <w:abstractNumId w:val="23"/>
   </w:num>
-  <w:num w:numId="6">
+  <w:num w:numId="6" w16cid:durableId="1824352953">
     <w:abstractNumId w:val="14"/>
   </w:num>
-  <w:num w:numId="7">
+  <w:num w:numId="7" w16cid:durableId="814031264">
     <w:abstractNumId w:val="32"/>
   </w:num>
-  <w:num w:numId="8">
+  <w:num w:numId="8" w16cid:durableId="2114932475">
     <w:abstractNumId w:val="25"/>
   </w:num>
-  <w:num w:numId="9">
+  <w:num w:numId="9" w16cid:durableId="768820763">
     <w:abstractNumId w:val="9"/>
   </w:num>
-  <w:num w:numId="10">
+  <w:num w:numId="10" w16cid:durableId="1242370334">
     <w:abstractNumId w:val="45"/>
   </w:num>
-  <w:num w:numId="11">
+  <w:num w:numId="11" w16cid:durableId="1202786289">
     <w:abstractNumId w:val="15"/>
   </w:num>
-  <w:num w:numId="12">
+  <w:num w:numId="12" w16cid:durableId="2113619870">
     <w:abstractNumId w:val="22"/>
   </w:num>
-  <w:num w:numId="13">
+  <w:num w:numId="13" w16cid:durableId="1965693737">
     <w:abstractNumId w:val="12"/>
   </w:num>
-  <w:num w:numId="14">
+  <w:num w:numId="14" w16cid:durableId="1263759586">
     <w:abstractNumId w:val="7"/>
   </w:num>
-  <w:num w:numId="15">
+  <w:num w:numId="15" w16cid:durableId="789008429">
     <w:abstractNumId w:val="3"/>
   </w:num>
-  <w:num w:numId="16">
+  <w:num w:numId="16" w16cid:durableId="1112475027">
     <w:abstractNumId w:val="6"/>
   </w:num>
-  <w:num w:numId="17">
+  <w:num w:numId="17" w16cid:durableId="502627709">
     <w:abstractNumId w:val="10"/>
   </w:num>
-  <w:num w:numId="18">
+  <w:num w:numId="18" w16cid:durableId="917790451">
     <w:abstractNumId w:val="33"/>
   </w:num>
-  <w:num w:numId="19">
+  <w:num w:numId="19" w16cid:durableId="1923761955">
     <w:abstractNumId w:val="26"/>
   </w:num>
-  <w:num w:numId="20">
+  <w:num w:numId="20" w16cid:durableId="2094543449">
     <w:abstractNumId w:val="29"/>
   </w:num>
-  <w:num w:numId="21">
+  <w:num w:numId="21" w16cid:durableId="467475115">
     <w:abstractNumId w:val="35"/>
   </w:num>
-  <w:num w:numId="22">
+  <w:num w:numId="22" w16cid:durableId="1255094771">
     <w:abstractNumId w:val="8"/>
   </w:num>
-  <w:num w:numId="23">
+  <w:num w:numId="23" w16cid:durableId="1353145413">
     <w:abstractNumId w:val="27"/>
   </w:num>
-  <w:num w:numId="24">
+  <w:num w:numId="24" w16cid:durableId="2086948679">
     <w:abstractNumId w:val="37"/>
   </w:num>
-  <w:num w:numId="25">
+  <w:num w:numId="25" w16cid:durableId="516698239">
     <w:abstractNumId w:val="38"/>
   </w:num>
-  <w:num w:numId="26">
+  <w:num w:numId="26" w16cid:durableId="1667784366">
     <w:abstractNumId w:val="11"/>
   </w:num>
-  <w:num w:numId="27">
+  <w:num w:numId="27" w16cid:durableId="1331370945">
     <w:abstractNumId w:val="21"/>
   </w:num>
-  <w:num w:numId="28">
+  <w:num w:numId="28" w16cid:durableId="877938630">
     <w:abstractNumId w:val="20"/>
   </w:num>
-  <w:num w:numId="29">
+  <w:num w:numId="29" w16cid:durableId="1882673255">
     <w:abstractNumId w:val="4"/>
   </w:num>
-  <w:num w:numId="30">
+  <w:num w:numId="30" w16cid:durableId="1266696255">
     <w:abstractNumId w:val="44"/>
   </w:num>
-  <w:num w:numId="31">
+  <w:num w:numId="31" w16cid:durableId="1211111467">
     <w:abstractNumId w:val="18"/>
   </w:num>
-  <w:num w:numId="32">
+  <w:num w:numId="32" w16cid:durableId="510291783">
     <w:abstractNumId w:val="34"/>
   </w:num>
-  <w:num w:numId="33">
+  <w:num w:numId="33" w16cid:durableId="1987971101">
     <w:abstractNumId w:val="24"/>
   </w:num>
-  <w:num w:numId="34">
+  <w:num w:numId="34" w16cid:durableId="95175596">
     <w:abstractNumId w:val="39"/>
   </w:num>
-  <w:num w:numId="35">
+  <w:num w:numId="35" w16cid:durableId="1023745610">
     <w:abstractNumId w:val="41"/>
   </w:num>
-  <w:num w:numId="36">
+  <w:num w:numId="36" w16cid:durableId="2036925662">
     <w:abstractNumId w:val="28"/>
   </w:num>
-  <w:num w:numId="37">
+  <w:num w:numId="37" w16cid:durableId="130876771">
     <w:abstractNumId w:val="42"/>
   </w:num>
-  <w:num w:numId="38">
+  <w:num w:numId="38" w16cid:durableId="40636716">
     <w:abstractNumId w:val="40"/>
   </w:num>
-  <w:num w:numId="39">
+  <w:num w:numId="39" w16cid:durableId="1909417190">
     <w:abstractNumId w:val="17"/>
   </w:num>
-  <w:num w:numId="40">
+  <w:num w:numId="40" w16cid:durableId="1807354329">
     <w:abstractNumId w:val="43"/>
   </w:num>
-  <w:num w:numId="41">
+  <w:num w:numId="41" w16cid:durableId="916937325">
     <w:abstractNumId w:val="1"/>
   </w:num>
-  <w:num w:numId="42">
+  <w:num w:numId="42" w16cid:durableId="1212574519">
     <w:abstractNumId w:val="16"/>
   </w:num>
-  <w:num w:numId="43">
+  <w:num w:numId="43" w16cid:durableId="223374007">
     <w:abstractNumId w:val="5"/>
   </w:num>
-  <w:num w:numId="44">
+  <w:num w:numId="44" w16cid:durableId="1600135621">
     <w:abstractNumId w:val="36"/>
   </w:num>
-  <w:num w:numId="45">
+  <w:num w:numId="45" w16cid:durableId="1115903989">
     <w:abstractNumId w:val="31"/>
   </w:num>
-  <w:num w:numId="46">
+  <w:num w:numId="46" w16cid:durableId="1411077853">
     <w:abstractNumId w:val="2"/>
   </w:num>
   <w:numIdMacAtCleanup w:val="21"/>
@@ -18353,7 +17897,7 @@
 </file>
 
 <file path=word/styles.xml><?xml version="1.0" encoding="utf-8"?>
-<w:styles xmlns:mc="http://schemas.openxmlformats.org/markup-compatibility/2006" xmlns:r="http://schemas.openxmlformats.org/officeDocument/2006/relationships" xmlns:w="http://schemas.openxmlformats.org/wordprocessingml/2006/main" xmlns:w14="http://schemas.microsoft.com/office/word/2010/wordml" xmlns:w15="http://schemas.microsoft.com/office/word/2012/wordml" xmlns:w16cex="http://schemas.microsoft.com/office/word/2018/wordml/cex" xmlns:w16cid="http://schemas.microsoft.com/office/word/2016/wordml/cid" xmlns:w16="http://schemas.microsoft.com/office/word/2018/wordml" xmlns:w16sdtdh="http://schemas.microsoft.com/office/word/2020/wordml/sdtdatahash" xmlns:w16se="http://schemas.microsoft.com/office/word/2015/wordml/symex" mc:Ignorable="w14 w15 w16se w16cid w16 w16cex w16sdtdh">
+<w:styles xmlns:mc="http://schemas.openxmlformats.org/markup-compatibility/2006" xmlns:r="http://schemas.openxmlformats.org/officeDocument/2006/relationships" xmlns:w="http://schemas.openxmlformats.org/wordprocessingml/2006/main" xmlns:w14="http://schemas.microsoft.com/office/word/2010/wordml" xmlns:w15="http://schemas.microsoft.com/office/word/2012/wordml" xmlns:w16cex="http://schemas.microsoft.com/office/word/2018/wordml/cex" xmlns:w16cid="http://schemas.microsoft.com/office/word/2016/wordml/cid" xmlns:w16="http://schemas.microsoft.com/office/word/2018/wordml" xmlns:w16du="http://schemas.microsoft.com/office/word/2023/wordml/word16du" xmlns:w16sdtdh="http://schemas.microsoft.com/office/word/2020/wordml/sdtdatahash" xmlns:w16sdtfl="http://schemas.microsoft.com/office/word/2024/wordml/sdtformatlock" xmlns:w16se="http://schemas.microsoft.com/office/word/2015/wordml/symex" mc:Ignorable="w14 w15 w16se w16cid w16 w16cex w16sdtdh w16sdtfl w16du">
   <w:docDefaults>
     <w:rPrDefault>
       <w:rPr>
@@ -19701,7 +19245,7 @@
       </w:rPr>
     </w:tblStylePr>
   </w:style>
-  <w:style w:type="character" w:styleId="Textoennegrita">
+  <w:style w:type="character" w:styleId="Fuerte">
     <w:name w:val="Strong"/>
     <w:basedOn w:val="Fuentedeprrafopredeter"/>
     <w:uiPriority w:val="22"/>
@@ -20094,6 +19638,19 @@
 </file>
 
 <file path=customXml/item1.xml><?xml version="1.0" encoding="utf-8"?>
+<?mso-contentType ?>
+<FormTemplates xmlns="http://schemas.microsoft.com/sharepoint/v3/contenttype/forms">
+  <Display>DocumentLibraryForm</Display>
+  <Edit>DocumentLibraryForm</Edit>
+  <New>DocumentLibraryForm</New>
+</FormTemplates>
+</file>
+
+<file path=customXml/item2.xml><?xml version="1.0" encoding="utf-8"?>
+<b:Sources xmlns:b="http://schemas.openxmlformats.org/officeDocument/2006/bibliography" xmlns="http://schemas.openxmlformats.org/officeDocument/2006/bibliography" SelectedStyle="\APASixthEditionOfficeOnline.xsl" StyleName="APA" Version="6"/>
+</file>
+
+<file path=customXml/item3.xml><?xml version="1.0" encoding="utf-8"?>
 <ct:contentTypeSchema xmlns:ct="http://schemas.microsoft.com/office/2006/metadata/contentType" xmlns:ma="http://schemas.microsoft.com/office/2006/metadata/properties/metaAttributes" ct:_="" ma:_="" ma:contentTypeName="Documento" ma:contentTypeID="0x01010005252A1EF3BD024F856B47B579AB5244" ma:contentTypeVersion="13" ma:contentTypeDescription="Crear nuevo documento." ma:contentTypeScope="" ma:versionID="ddfaac56a287547bce89452cd31c5884">
   <xsd:schema xmlns:xsd="http://www.w3.org/2001/XMLSchema" xmlns:xs="http://www.w3.org/2001/XMLSchema" xmlns:p="http://schemas.microsoft.com/office/2006/metadata/properties" xmlns:ns2="42760c81-fd8e-4d59-8953-7cdb9f38b14f" xmlns:ns3="67a0edcd-0de5-43ed-8c27-e32f38a00c91" targetNamespace="http://schemas.microsoft.com/office/2006/metadata/properties" ma:root="true" ma:fieldsID="5ac878f7c8dbf4633d03f1982e859186" ns2:_="" ns3:_="">
     <xsd:import namespace="42760c81-fd8e-4d59-8953-7cdb9f38b14f"/>
@@ -20300,19 +19857,6 @@
 </ct:contentTypeSchema>
 </file>
 
-<file path=customXml/item2.xml><?xml version="1.0" encoding="utf-8"?>
-<b:Sources xmlns:b="http://schemas.openxmlformats.org/officeDocument/2006/bibliography" xmlns="http://schemas.openxmlformats.org/officeDocument/2006/bibliography" SelectedStyle="\APASixthEditionOfficeOnline.xsl" StyleName="APA" Version="6"/>
-</file>
-
-<file path=customXml/item3.xml><?xml version="1.0" encoding="utf-8"?>
-<?mso-contentType ?>
-<FormTemplates xmlns="http://schemas.microsoft.com/sharepoint/v3/contenttype/forms">
-  <Display>DocumentLibraryForm</Display>
-  <Edit>DocumentLibraryForm</Edit>
-  <New>DocumentLibraryForm</New>
-</FormTemplates>
-</file>
-
 <file path=customXml/item4.xml><?xml version="1.0" encoding="utf-8"?>
 <p:properties xmlns:p="http://schemas.microsoft.com/office/2006/metadata/properties" xmlns:xsi="http://www.w3.org/2001/XMLSchema-instance" xmlns:pc="http://schemas.microsoft.com/office/infopath/2007/PartnerControls">
   <documentManagement>
@@ -20325,7 +19869,11 @@
 </file>
 
 <file path=customXml/itemProps1.xml><?xml version="1.0" encoding="utf-8"?>
-<ds:datastoreItem xmlns:ds="http://schemas.openxmlformats.org/officeDocument/2006/customXml" ds:itemID="{798A1EE8-E880-4152-9265-7DC954B6403B}"/>
+<ds:datastoreItem xmlns:ds="http://schemas.openxmlformats.org/officeDocument/2006/customXml" ds:itemID="{10663269-2064-4804-8290-36D4A57F5557}">
+  <ds:schemaRefs>
+    <ds:schemaRef ds:uri="http://schemas.microsoft.com/sharepoint/v3/contenttype/forms"/>
+  </ds:schemaRefs>
+</ds:datastoreItem>
 </file>
 
 <file path=customXml/itemProps2.xml><?xml version="1.0" encoding="utf-8"?>
@@ -20337,9 +19885,20 @@
 </file>
 
 <file path=customXml/itemProps3.xml><?xml version="1.0" encoding="utf-8"?>
-<ds:datastoreItem xmlns:ds="http://schemas.openxmlformats.org/officeDocument/2006/customXml" ds:itemID="{10663269-2064-4804-8290-36D4A57F5557}">
+<ds:datastoreItem xmlns:ds="http://schemas.openxmlformats.org/officeDocument/2006/customXml" ds:itemID="{798A1EE8-E880-4152-9265-7DC954B6403B}">
   <ds:schemaRefs>
-    <ds:schemaRef ds:uri="http://schemas.microsoft.com/sharepoint/v3/contenttype/forms"/>
+    <ds:schemaRef ds:uri="http://schemas.microsoft.com/office/2006/metadata/contentType"/>
+    <ds:schemaRef ds:uri="http://schemas.microsoft.com/office/2006/metadata/properties/metaAttributes"/>
+    <ds:schemaRef ds:uri="http://www.w3.org/2001/XMLSchema"/>
+    <ds:schemaRef ds:uri="http://schemas.microsoft.com/office/2006/metadata/properties"/>
+    <ds:schemaRef ds:uri="42760c81-fd8e-4d59-8953-7cdb9f38b14f"/>
+    <ds:schemaRef ds:uri="67a0edcd-0de5-43ed-8c27-e32f38a00c91"/>
+    <ds:schemaRef ds:uri="http://schemas.microsoft.com/office/2006/documentManagement/types"/>
+    <ds:schemaRef ds:uri="http://schemas.microsoft.com/office/infopath/2007/PartnerControls"/>
+    <ds:schemaRef ds:uri="http://schemas.openxmlformats.org/package/2006/metadata/core-properties"/>
+    <ds:schemaRef ds:uri="http://purl.org/dc/elements/1.1/"/>
+    <ds:schemaRef ds:uri="http://purl.org/dc/terms/"/>
+    <ds:schemaRef ds:uri="http://schemas.microsoft.com/internal/obd"/>
   </ds:schemaRefs>
 </ds:datastoreItem>
 </file>
@@ -20349,8 +19908,8 @@
   <ds:schemaRefs>
     <ds:schemaRef ds:uri="http://schemas.microsoft.com/office/2006/metadata/properties"/>
     <ds:schemaRef ds:uri="http://schemas.microsoft.com/office/infopath/2007/PartnerControls"/>
-    <ds:schemaRef ds:uri="13c90a0b-73bc-4dc0-be5f-28d77b615beb"/>
-    <ds:schemaRef ds:uri="13c93bba-48ce-428c-bfe5-88b42c19b028"/>
+    <ds:schemaRef ds:uri="67a0edcd-0de5-43ed-8c27-e32f38a00c91"/>
+    <ds:schemaRef ds:uri="42760c81-fd8e-4d59-8953-7cdb9f38b14f"/>
   </ds:schemaRefs>
 </ds:datastoreItem>
 </file>